--- a/health-plan-docx-generator/word_templates/領據_扣稅_template.docx
+++ b/health-plan-docx-generator/word_templates/領據_扣稅_template.docx
@@ -1,10 +1,10 @@
 
 <file path=word/document.xml><?xml version="1.0" encoding="utf-8"?>
-<w:document xmlns:wpc="http://schemas.microsoft.com/office/word/2010/wordprocessingCanvas" xmlns:cx="http://schemas.microsoft.com/office/drawing/2014/chartex" xmlns:cx1="http://schemas.microsoft.com/office/drawing/2015/9/8/chartex" xmlns:cx2="http://schemas.microsoft.com/office/drawing/2015/10/21/chartex" xmlns:cx3="http://schemas.microsoft.com/office/drawing/2016/5/9/chartex" xmlns:cx4="http://schemas.microsoft.com/office/drawing/2016/5/10/chartex" xmlns:cx5="http://schemas.microsoft.com/office/drawing/2016/5/11/chartex" xmlns:cx6="http://schemas.microsoft.com/office/drawing/2016/5/12/chartex" xmlns:cx7="http://schemas.microsoft.com/office/drawing/2016/5/13/chartex" xmlns:cx8="http://schemas.microsoft.com/office/drawing/2016/5/14/chartex" xmlns:mc="http://schemas.openxmlformats.org/markup-compatibility/2006" xmlns:aink="http://schemas.microsoft.com/office/drawing/2016/ink" xmlns:am3d="http://schemas.microsoft.com/office/drawing/2017/model3d" xmlns:o="urn:schemas-microsoft-com:office:office" xmlns:oel="http://schemas.microsoft.com/office/2019/extlst" xmlns:r="http://schemas.openxmlformats.org/officeDocument/2006/relationships" xmlns:m="http://schemas.openxmlformats.org/officeDocument/2006/math" xmlns:v="urn:schemas-microsoft-com:vml" xmlns:wp14="http://schemas.microsoft.com/office/word/2010/wordprocessingDrawing" xmlns:wp="http://schemas.openxmlformats.org/drawingml/2006/wordprocessingDrawing" xmlns:w10="urn:schemas-microsoft-com:office:word" xmlns:w="http://schemas.openxmlformats.org/wordprocessingml/2006/main" xmlns:w14="http://schemas.microsoft.com/office/word/2010/wordml" xmlns:w15="http://schemas.microsoft.com/office/word/2012/wordml" xmlns:w16cex="http://schemas.microsoft.com/office/word/2018/wordml/cex" xmlns:w16cid="http://schemas.microsoft.com/office/word/2016/wordml/cid" xmlns:w16="http://schemas.microsoft.com/office/word/2018/wordml" xmlns:w16sdtdh="http://schemas.microsoft.com/office/word/2020/wordml/sdtdatahash" xmlns:w16se="http://schemas.microsoft.com/office/word/2015/wordml/symex" xmlns:wpg="http://schemas.microsoft.com/office/word/2010/wordprocessingGroup" xmlns:wpi="http://schemas.microsoft.com/office/word/2010/wordprocessingInk" xmlns:wne="http://schemas.microsoft.com/office/word/2006/wordml" xmlns:wps="http://schemas.microsoft.com/office/word/2010/wordprocessingShape" mc:Ignorable="w14 w15 w16se w16cid w16 w16cex w16sdtdh wp14">
+<w:document xmlns:wpc="http://schemas.microsoft.com/office/word/2010/wordprocessingCanvas" xmlns:cx="http://schemas.microsoft.com/office/drawing/2014/chartex" xmlns:cx1="http://schemas.microsoft.com/office/drawing/2015/9/8/chartex" xmlns:cx2="http://schemas.microsoft.com/office/drawing/2015/10/21/chartex" xmlns:cx3="http://schemas.microsoft.com/office/drawing/2016/5/9/chartex" xmlns:cx4="http://schemas.microsoft.com/office/drawing/2016/5/10/chartex" xmlns:cx5="http://schemas.microsoft.com/office/drawing/2016/5/11/chartex" xmlns:cx6="http://schemas.microsoft.com/office/drawing/2016/5/12/chartex" xmlns:cx7="http://schemas.microsoft.com/office/drawing/2016/5/13/chartex" xmlns:cx8="http://schemas.microsoft.com/office/drawing/2016/5/14/chartex" xmlns:mc="http://schemas.openxmlformats.org/markup-compatibility/2006" xmlns:aink="http://schemas.microsoft.com/office/drawing/2016/ink" xmlns:am3d="http://schemas.microsoft.com/office/drawing/2017/model3d" xmlns:o="urn:schemas-microsoft-com:office:office" xmlns:oel="http://schemas.microsoft.com/office/2019/extlst" xmlns:r="http://schemas.openxmlformats.org/officeDocument/2006/relationships" xmlns:m="http://schemas.openxmlformats.org/officeDocument/2006/math" xmlns:v="urn:schemas-microsoft-com:vml" xmlns:wp14="http://schemas.microsoft.com/office/word/2010/wordprocessingDrawing" xmlns:wp="http://schemas.openxmlformats.org/drawingml/2006/wordprocessingDrawing" xmlns:w10="urn:schemas-microsoft-com:office:word" xmlns:w="http://schemas.openxmlformats.org/wordprocessingml/2006/main" xmlns:w14="http://schemas.microsoft.com/office/word/2010/wordml" xmlns:w15="http://schemas.microsoft.com/office/word/2012/wordml" xmlns:w16cex="http://schemas.microsoft.com/office/word/2018/wordml/cex" xmlns:w16cid="http://schemas.microsoft.com/office/word/2016/wordml/cid" xmlns:w16="http://schemas.microsoft.com/office/word/2018/wordml" xmlns:w16du="http://schemas.microsoft.com/office/word/2023/wordml/word16du" xmlns:w16sdtdh="http://schemas.microsoft.com/office/word/2020/wordml/sdtdatahash" xmlns:w16sdtfl="http://schemas.microsoft.com/office/word/2024/wordml/sdtformatlock" xmlns:w16se="http://schemas.microsoft.com/office/word/2015/wordml/symex" xmlns:wpg="http://schemas.microsoft.com/office/word/2010/wordprocessingGroup" xmlns:wpi="http://schemas.microsoft.com/office/word/2010/wordprocessingInk" xmlns:wne="http://schemas.microsoft.com/office/word/2006/wordml" xmlns:wps="http://schemas.microsoft.com/office/word/2010/wordprocessingShape" mc:Ignorable="w14 w15 w16se w16cid w16 w16cex w16sdtdh w16sdtfl w16du wp14">
   <w:body>
     <w:p>
       <w:pPr>
-        <w:spacing w:line="400" w:lineRule="exact"/>
+        <w:spacing w:line="380" w:lineRule="exact"/>
         <w:jc w:val="center"/>
         <w:rPr>
           <w:rFonts w:ascii="標楷體" w:eastAsia="標楷體" w:hAnsi="標楷體"/>
@@ -16,23 +16,23 @@
       </w:pPr>
       <w:r>
         <w:rPr>
-          <w:rFonts w:ascii="標楷體" w:eastAsia="標楷體" w:hAnsi="標楷體" w:hint="eastAsia"/>
+          <w:rFonts w:ascii="標楷體" w:eastAsia="標楷體" w:hAnsi="標楷體"/>
           <w:b/>
           <w:bCs/>
           <w:noProof/>
-          <w:sz w:val="32"/>
-          <w:szCs w:val="32"/>
+          <w:sz w:val="36"/>
+          <w:szCs w:val="36"/>
         </w:rPr>
         <mc:AlternateContent>
           <mc:Choice Requires="wps">
             <w:drawing>
-              <wp:anchor distT="0" distB="0" distL="114300" distR="114300" simplePos="0" relativeHeight="251659264" behindDoc="0" locked="0" layoutInCell="1" allowOverlap="1" wp14:anchorId="2B4A7DAE" wp14:editId="407D3BC3">
+              <wp:anchor distT="0" distB="0" distL="114300" distR="114300" simplePos="0" relativeHeight="251659264" behindDoc="0" locked="0" layoutInCell="1" allowOverlap="1" wp14:anchorId="2B4A7DAE" wp14:editId="3496B96E">
                 <wp:simplePos x="0" y="0"/>
                 <wp:positionH relativeFrom="page">
-                  <wp:posOffset>5756910</wp:posOffset>
+                  <wp:posOffset>5700572</wp:posOffset>
                 </wp:positionH>
                 <wp:positionV relativeFrom="paragraph">
-                  <wp:posOffset>-224155</wp:posOffset>
+                  <wp:posOffset>-111480</wp:posOffset>
                 </wp:positionV>
                 <wp:extent cx="1651000" cy="313055"/>
                 <wp:effectExtent l="0" t="0" r="25400" b="10795"/>
@@ -80,19 +80,7 @@
                               <w:rPr>
                                 <w:rFonts w:ascii="標楷體" w:eastAsia="標楷體" w:hAnsi="標楷體" w:hint="eastAsia"/>
                               </w:rPr>
-                              <w:t>個人</w:t>
-                            </w:r>
-                            <w:r>
-                              <w:rPr>
-                                <w:rFonts w:ascii="標楷體" w:eastAsia="標楷體" w:hAnsi="標楷體" w:hint="eastAsia"/>
-                              </w:rPr>
-                              <w:t>核銷領據</w:t>
-                            </w:r>
-                            <w:r>
-                              <w:rPr>
-                                <w:rFonts w:ascii="標楷體" w:eastAsia="標楷體" w:hAnsi="標楷體" w:hint="eastAsia"/>
-                              </w:rPr>
-                              <w:t>(扣稅)</w:t>
+                              <w:t>個人核銷領據(扣稅)</w:t>
                             </w:r>
                           </w:p>
                         </w:txbxContent>
@@ -114,7 +102,7 @@
           </mc:Choice>
           <mc:Fallback>
             <w:pict>
-              <v:rect w14:anchorId="2B4A7DAE" id="矩形 1" o:spid="_x0000_s1026" style="position:absolute;left:0;text-align:left;margin-left:453.3pt;margin-top:-17.65pt;width:130pt;height:24.65pt;z-index:251659264;visibility:visible;mso-wrap-style:square;mso-width-percent:0;mso-height-percent:0;mso-wrap-distance-left:9pt;mso-wrap-distance-top:0;mso-wrap-distance-right:9pt;mso-wrap-distance-bottom:0;mso-position-horizontal:absolute;mso-position-horizontal-relative:page;mso-position-vertical:absolute;mso-position-vertical-relative:text;mso-width-percent:0;mso-height-percent:0;mso-width-relative:page;mso-height-relative:page;v-text-anchor:top" o:gfxdata="UEsDBBQABgAIAAAAIQC2gziS/gAAAOEBAAATAAAAW0NvbnRlbnRfVHlwZXNdLnhtbJSRQU7DMBBF&#10;90jcwfIWJU67QAgl6YK0S0CoHGBkTxKLZGx5TGhvj5O2G0SRWNoz/78nu9wcxkFMGNg6quQqL6RA&#10;0s5Y6ir5vt9lD1JwBDIwOMJKHpHlpr69KfdHjyxSmriSfYz+USnWPY7AufNIadK6MEJMx9ApD/oD&#10;OlTrorhX2lFEilmcO2RdNtjC5xDF9pCuTyYBB5bi6bQ4syoJ3g9WQ0ymaiLzg5KdCXlKLjvcW893&#10;SUOqXwnz5DrgnHtJTxOsQfEKIT7DmDSUCaxw7Rqn8787ZsmRM9e2VmPeBN4uqYvTtW7jvijg9N/y&#10;JsXecLq0q+WD6m8AAAD//wMAUEsDBBQABgAIAAAAIQA4/SH/1gAAAJQBAAALAAAAX3JlbHMvLnJl&#10;bHOkkMFqwzAMhu+DvYPRfXGawxijTi+j0GvpHsDYimMaW0Yy2fr2M4PBMnrbUb/Q94l/f/hMi1qR&#10;JVI2sOt6UJgd+ZiDgffL8ekFlFSbvV0oo4EbChzGx4f9GRdb25HMsYhqlCwG5lrLq9biZkxWOiqY&#10;22YiTra2kYMu1l1tQD30/bPm3wwYN0x18gb45AdQl1tp5j/sFB2T0FQ7R0nTNEV3j6o9feQzro1i&#10;OWA14Fm+Q8a1a8+Bvu/d/dMb2JY5uiPbhG/ktn4cqGU/er3pcvwCAAD//wMAUEsDBBQABgAIAAAA&#10;IQBvJa67EwIAACEEAAAOAAAAZHJzL2Uyb0RvYy54bWysU8Fu2zAMvQ/YPwi6L7bTuGuNOEWRLsOA&#10;rhvQ7QMUWY6FyaJGKbG7rx8lp2m63Yb5IJAm9fj4SC1vxt6wg0Kvwda8mOWcKSuh0XZX8+/fNu+u&#10;OPNB2EYYsKrmT8rzm9XbN8vBVWoOHZhGISMQ66vB1bwLwVVZ5mWneuFn4JSlYAvYi0Au7rIGxUDo&#10;vcnmeX6ZDYCNQ5DKe/p7NwX5KuG3rZLhS9t6FZipOXEL6cR0buOZrZai2qFwnZZHGuIfWPRCWyp6&#10;groTQbA96r+gei0RPLRhJqHPoG21VKkH6qbI/+jmsRNOpV5IHO9OMvn/BysfDo/uK0bq3t2D/OGZ&#10;hXUn7E7dIsLQKdFQuSIKlQ3OV6cL0fF0lW2Hz9DQaMU+QNJgbLGPgNQdG5PUTyep1RiYpJ/FZVnk&#10;OU1EUuyiuMjLMpUQ1fNthz58VNCzaNQcaZQJXRzufYhsRPWcktiD0c1GG5Mc3G3XBtlB0Ng36Tui&#10;+/M0Y9lQ8+tyXibkVzF/DkFMI9mp6qu0XgfaX6P7ml+dkkQVZftgm7RdQWgz2UTZ2KOOUbq4pb4K&#10;43akxGhuoXkiRRGmPaV3RUYH+IuzgXa05v7nXqDizHyyNJXrYrGIS52cRfl+Tg6eR7bnEWElQdU8&#10;cDaZ6zA9hL1DveuoUpFksHBLk2x1EvmF1ZE37WHS/vhm4qKf+ynr5WWvfgMAAP//AwBQSwMEFAAG&#10;AAgAAAAhAKWyPrTfAAAACwEAAA8AAABkcnMvZG93bnJldi54bWxMj01Pg0AQhu8m/ofNmHhrd1uU&#10;WMrSGE1NPLb04m2AKaDsLGGXFv31Lie9zceTd55Jd5PpxIUG11rWsFoqEMSlrVquNZzy/eIJhPPI&#10;FXaWScM3OdhltzcpJpW98oEuR1+LEMIuQQ2N930ipSsbMuiWticOu7MdDPrQDrWsBryGcNPJtVKx&#10;NNhyuNBgTy8NlV/H0Wgo2vUJfw75mzKbfeTfp/xz/HjV+v5uet6C8DT5Pxhm/aAOWXAq7MiVE52G&#10;jYrjgGpYRI8RiJlYxfOoCNWDApml8v8P2S8AAAD//wMAUEsBAi0AFAAGAAgAAAAhALaDOJL+AAAA&#10;4QEAABMAAAAAAAAAAAAAAAAAAAAAAFtDb250ZW50X1R5cGVzXS54bWxQSwECLQAUAAYACAAAACEA&#10;OP0h/9YAAACUAQAACwAAAAAAAAAAAAAAAAAvAQAAX3JlbHMvLnJlbHNQSwECLQAUAAYACAAAACEA&#10;byWuuxMCAAAhBAAADgAAAAAAAAAAAAAAAAAuAgAAZHJzL2Uyb0RvYy54bWxQSwECLQAUAAYACAAA&#10;ACEApbI+tN8AAAALAQAADwAAAAAAAAAAAAAAAABtBAAAZHJzL2Rvd25yZXYueG1sUEsFBgAAAAAE&#10;AAQA8wAAAHkFAAAAAA==&#10;">
+              <v:rect w14:anchorId="2B4A7DAE" id="矩形 1" o:spid="_x0000_s1026" style="position:absolute;left:0;text-align:left;margin-left:448.85pt;margin-top:-8.8pt;width:130pt;height:24.65pt;z-index:251659264;visibility:visible;mso-wrap-style:square;mso-width-percent:0;mso-height-percent:0;mso-wrap-distance-left:9pt;mso-wrap-distance-top:0;mso-wrap-distance-right:9pt;mso-wrap-distance-bottom:0;mso-position-horizontal:absolute;mso-position-horizontal-relative:page;mso-position-vertical:absolute;mso-position-vertical-relative:text;mso-width-percent:0;mso-height-percent:0;mso-width-relative:page;mso-height-relative:page;v-text-anchor:top" o:gfxdata="UEsDBBQABgAIAAAAIQC2gziS/gAAAOEBAAATAAAAW0NvbnRlbnRfVHlwZXNdLnhtbJSRQU7DMBBF&#10;90jcwfIWJU67QAgl6YK0S0CoHGBkTxKLZGx5TGhvj5O2G0SRWNoz/78nu9wcxkFMGNg6quQqL6RA&#10;0s5Y6ir5vt9lD1JwBDIwOMJKHpHlpr69KfdHjyxSmriSfYz+USnWPY7AufNIadK6MEJMx9ApD/oD&#10;OlTrorhX2lFEilmcO2RdNtjC5xDF9pCuTyYBB5bi6bQ4syoJ3g9WQ0ymaiLzg5KdCXlKLjvcW893&#10;SUOqXwnz5DrgnHtJTxOsQfEKIT7DmDSUCaxw7Rqn8787ZsmRM9e2VmPeBN4uqYvTtW7jvijg9N/y&#10;JsXecLq0q+WD6m8AAAD//wMAUEsDBBQABgAIAAAAIQA4/SH/1gAAAJQBAAALAAAAX3JlbHMvLnJl&#10;bHOkkMFqwzAMhu+DvYPRfXGawxijTi+j0GvpHsDYimMaW0Yy2fr2M4PBMnrbUb/Q94l/f/hMi1qR&#10;JVI2sOt6UJgd+ZiDgffL8ekFlFSbvV0oo4EbChzGx4f9GRdb25HMsYhqlCwG5lrLq9biZkxWOiqY&#10;22YiTra2kYMu1l1tQD30/bPm3wwYN0x18gb45AdQl1tp5j/sFB2T0FQ7R0nTNEV3j6o9feQzro1i&#10;OWA14Fm+Q8a1a8+Bvu/d/dMb2JY5uiPbhG/ktn4cqGU/er3pcvwCAAD//wMAUEsDBBQABgAIAAAA&#10;IQBvJa67EwIAACEEAAAOAAAAZHJzL2Uyb0RvYy54bWysU8Fu2zAMvQ/YPwi6L7bTuGuNOEWRLsOA&#10;rhvQ7QMUWY6FyaJGKbG7rx8lp2m63Yb5IJAm9fj4SC1vxt6wg0Kvwda8mOWcKSuh0XZX8+/fNu+u&#10;OPNB2EYYsKrmT8rzm9XbN8vBVWoOHZhGISMQ66vB1bwLwVVZ5mWneuFn4JSlYAvYi0Au7rIGxUDo&#10;vcnmeX6ZDYCNQ5DKe/p7NwX5KuG3rZLhS9t6FZipOXEL6cR0buOZrZai2qFwnZZHGuIfWPRCWyp6&#10;groTQbA96r+gei0RPLRhJqHPoG21VKkH6qbI/+jmsRNOpV5IHO9OMvn/BysfDo/uK0bq3t2D/OGZ&#10;hXUn7E7dIsLQKdFQuSIKlQ3OV6cL0fF0lW2Hz9DQaMU+QNJgbLGPgNQdG5PUTyep1RiYpJ/FZVnk&#10;OU1EUuyiuMjLMpUQ1fNthz58VNCzaNQcaZQJXRzufYhsRPWcktiD0c1GG5Mc3G3XBtlB0Ng36Tui&#10;+/M0Y9lQ8+tyXibkVzF/DkFMI9mp6qu0XgfaX6P7ml+dkkQVZftgm7RdQWgz2UTZ2KOOUbq4pb4K&#10;43akxGhuoXkiRRGmPaV3RUYH+IuzgXa05v7nXqDizHyyNJXrYrGIS52cRfl+Tg6eR7bnEWElQdU8&#10;cDaZ6zA9hL1DveuoUpFksHBLk2x1EvmF1ZE37WHS/vhm4qKf+ynr5WWvfgMAAP//AwBQSwMEFAAG&#10;AAgAAAAhAFP9CdrfAAAACwEAAA8AAABkcnMvZG93bnJldi54bWxMj8FOg0AQhu8mvsNmTLy1C20s&#10;LTI0RlMTjy29eBvYEVB2l7BLiz69y0mPM/Pln+/P9pPuxIUH11qDEC8jEGwqq1pTI5yLw2ILwnky&#10;ijprGOGbHezz25uMUmWv5siXk69FCDEuJYTG+z6V0lUNa3JL27MJtw87aPJhHGqpBrqGcN3JVRRt&#10;pKbWhA8N9fzccPV1GjVC2a7O9HMsXiO9O6z921R8ju8viPd309MjCM+T/4Nh1g/qkAen0o5GOdEh&#10;bHdJElCERZxsQMxE/DCvSoR1nIDMM/m/Q/4LAAD//wMAUEsBAi0AFAAGAAgAAAAhALaDOJL+AAAA&#10;4QEAABMAAAAAAAAAAAAAAAAAAAAAAFtDb250ZW50X1R5cGVzXS54bWxQSwECLQAUAAYACAAAACEA&#10;OP0h/9YAAACUAQAACwAAAAAAAAAAAAAAAAAvAQAAX3JlbHMvLnJlbHNQSwECLQAUAAYACAAAACEA&#10;byWuuxMCAAAhBAAADgAAAAAAAAAAAAAAAAAuAgAAZHJzL2Uyb0RvYy54bWxQSwECLQAUAAYACAAA&#10;ACEAU/0J2t8AAAALAQAADwAAAAAAAAAAAAAAAABtBAAAZHJzL2Rvd25yZXYueG1sUEsFBgAAAAAE&#10;AAQA8wAAAHkFAAAAAA==&#10;">
                 <v:textbox>
                   <w:txbxContent>
                     <w:p>
@@ -128,19 +116,7 @@
                         <w:rPr>
                           <w:rFonts w:ascii="標楷體" w:eastAsia="標楷體" w:hAnsi="標楷體" w:hint="eastAsia"/>
                         </w:rPr>
-                        <w:t>個人</w:t>
-                      </w:r>
-                      <w:r>
-                        <w:rPr>
-                          <w:rFonts w:ascii="標楷體" w:eastAsia="標楷體" w:hAnsi="標楷體" w:hint="eastAsia"/>
-                        </w:rPr>
-                        <w:t>核銷領據</w:t>
-                      </w:r>
-                      <w:r>
-                        <w:rPr>
-                          <w:rFonts w:ascii="標楷體" w:eastAsia="標楷體" w:hAnsi="標楷體" w:hint="eastAsia"/>
-                        </w:rPr>
-                        <w:t>(扣稅)</w:t>
+                        <w:t>個人核銷領據(扣稅)</w:t>
                       </w:r>
                     </w:p>
                   </w:txbxContent>
@@ -153,18 +129,40 @@
       </w:r>
       <w:r>
         <w:rPr>
-          <w:rFonts w:ascii="標楷體" w:eastAsia="標楷體" w:hAnsi="標楷體" w:hint="eastAsia"/>
+          <w:rFonts w:ascii="標楷體" w:eastAsia="標楷體" w:hAnsi="標楷體"/>
           <w:b/>
           <w:bCs/>
-          <w:sz w:val="32"/>
-          <w:szCs w:val="32"/>
+          <w:sz w:val="36"/>
+          <w:szCs w:val="36"/>
         </w:rPr>
-        <w:t>台北市醫師公會「健康台灣深耕計畫」</w:t>
+        <w:t>台北市醫師公會「</w:t>
+      </w:r>
+      <w:proofErr w:type="gramStart"/>
+      <w:r>
+        <w:rPr>
+          <w:rFonts w:ascii="標楷體" w:eastAsia="標楷體" w:hAnsi="標楷體"/>
+          <w:b/>
+          <w:bCs/>
+          <w:sz w:val="36"/>
+          <w:szCs w:val="36"/>
+        </w:rPr>
+        <w:t>健康台灣</w:t>
+      </w:r>
+      <w:proofErr w:type="gramEnd"/>
+      <w:r>
+        <w:rPr>
+          <w:rFonts w:ascii="標楷體" w:eastAsia="標楷體" w:hAnsi="標楷體"/>
+          <w:b/>
+          <w:bCs/>
+          <w:sz w:val="36"/>
+          <w:szCs w:val="36"/>
+        </w:rPr>
+        <w:t>深耕計畫」</w:t>
       </w:r>
     </w:p>
     <w:p>
       <w:pPr>
-        <w:spacing w:line="400" w:lineRule="exact"/>
+        <w:spacing w:line="380" w:lineRule="exact"/>
         <w:jc w:val="center"/>
         <w:rPr>
           <w:rFonts w:ascii="標楷體" w:eastAsia="標楷體" w:hAnsi="標楷體"/>
@@ -176,18 +174,18 @@
       </w:pPr>
       <w:r>
         <w:rPr>
-          <w:rFonts w:ascii="標楷體" w:eastAsia="標楷體" w:hAnsi="標楷體" w:hint="eastAsia"/>
+          <w:rFonts w:ascii="標楷體" w:eastAsia="標楷體" w:hAnsi="標楷體"/>
           <w:b/>
           <w:bCs/>
-          <w:sz w:val="32"/>
-          <w:szCs w:val="32"/>
+          <w:sz w:val="36"/>
+          <w:szCs w:val="36"/>
         </w:rPr>
         <w:t>臺北市慢性病防治全人健康智慧整合照護計畫</w:t>
       </w:r>
     </w:p>
     <w:p>
       <w:pPr>
-        <w:spacing w:line="400" w:lineRule="exact"/>
+        <w:spacing w:line="380" w:lineRule="exact"/>
         <w:jc w:val="center"/>
         <w:rPr>
           <w:rFonts w:ascii="標楷體" w:eastAsia="標楷體" w:hAnsi="標楷體"/>
@@ -199,14 +197,607 @@
       </w:pPr>
       <w:r>
         <w:rPr>
-          <w:rFonts w:ascii="標楷體" w:eastAsia="標楷體" w:hAnsi="標楷體" w:hint="eastAsia"/>
+          <w:rFonts w:ascii="標楷體" w:eastAsia="標楷體" w:hAnsi="標楷體"/>
           <w:b/>
           <w:bCs/>
-          <w:sz w:val="32"/>
-          <w:szCs w:val="32"/>
+          <w:sz w:val="36"/>
+          <w:szCs w:val="36"/>
         </w:rPr>
         <w:t>領 據</w:t>
       </w:r>
+    </w:p>
+    <w:tbl>
+      <w:tblPr>
+        <w:tblW w:w="10627" w:type="dxa"/>
+        <w:jc w:val="center"/>
+        <w:tblBorders>
+          <w:top w:val="single" w:sz="4" w:space="0" w:color="auto"/>
+          <w:left w:val="single" w:sz="4" w:space="0" w:color="auto"/>
+          <w:bottom w:val="single" w:sz="4" w:space="0" w:color="auto"/>
+          <w:right w:val="single" w:sz="4" w:space="0" w:color="auto"/>
+          <w:insideH w:val="single" w:sz="4" w:space="0" w:color="auto"/>
+          <w:insideV w:val="single" w:sz="4" w:space="0" w:color="auto"/>
+        </w:tblBorders>
+        <w:tblLook w:val="04A0" w:firstRow="1" w:lastRow="0" w:firstColumn="1" w:lastColumn="0" w:noHBand="0" w:noVBand="1"/>
+      </w:tblPr>
+      <w:tblGrid>
+        <w:gridCol w:w="1980"/>
+        <w:gridCol w:w="1559"/>
+        <w:gridCol w:w="1559"/>
+        <w:gridCol w:w="1560"/>
+        <w:gridCol w:w="2268"/>
+        <w:gridCol w:w="1701"/>
+      </w:tblGrid>
+      <w:tr>
+        <w:trPr>
+          <w:jc w:val="center"/>
+        </w:trPr>
+        <w:tc>
+          <w:tcPr>
+            <w:tcW w:w="10627" w:type="dxa"/>
+            <w:gridSpan w:val="6"/>
+            <w:vAlign w:val="center"/>
+          </w:tcPr>
+          <w:p>
+            <w:pPr>
+              <w:spacing w:line="320" w:lineRule="exact"/>
+              <w:jc w:val="center"/>
+            </w:pPr>
+            <w:r>
+              <w:rPr>
+                <w:rFonts w:ascii="標楷體" w:eastAsia="標楷體" w:hAnsi="標楷體"/>
+                <w:b/>
+                <w:bCs/>
+                <w:sz w:val="28"/>
+                <w:szCs w:val="28"/>
+              </w:rPr>
+              <w:t>處方類型</w:t>
+            </w:r>
+          </w:p>
+        </w:tc>
+      </w:tr>
+      <w:tr>
+        <w:trPr>
+          <w:jc w:val="center"/>
+        </w:trPr>
+        <w:tc>
+          <w:tcPr>
+            <w:tcW w:w="1980" w:type="dxa"/>
+            <w:vAlign w:val="center"/>
+          </w:tcPr>
+          <w:p>
+            <w:pPr>
+              <w:spacing w:line="320" w:lineRule="exact"/>
+              <w:jc w:val="center"/>
+            </w:pPr>
+            <w:r>
+              <w:rPr>
+                <w:rFonts w:ascii="標楷體" w:eastAsia="標楷體" w:hAnsi="標楷體"/>
+                <w:b/>
+                <w:bCs/>
+                <w:sz w:val="28"/>
+                <w:szCs w:val="28"/>
+              </w:rPr>
+              <w:t>費用項目(元)</w:t>
+            </w:r>
+          </w:p>
+        </w:tc>
+        <w:tc>
+          <w:tcPr>
+            <w:tcW w:w="1559" w:type="dxa"/>
+            <w:vAlign w:val="center"/>
+          </w:tcPr>
+          <w:p>
+            <w:pPr>
+              <w:spacing w:line="320" w:lineRule="exact"/>
+              <w:jc w:val="center"/>
+            </w:pPr>
+            <w:r>
+              <w:rPr>
+                <w:rFonts w:ascii="標楷體" w:eastAsia="標楷體" w:hAnsi="標楷體"/>
+                <w:b/>
+                <w:bCs/>
+                <w:sz w:val="28"/>
+                <w:szCs w:val="28"/>
+              </w:rPr>
+              <w:t>運動處方</w:t>
+            </w:r>
+          </w:p>
+        </w:tc>
+        <w:tc>
+          <w:tcPr>
+            <w:tcW w:w="1559" w:type="dxa"/>
+            <w:vAlign w:val="center"/>
+          </w:tcPr>
+          <w:p>
+            <w:pPr>
+              <w:spacing w:line="320" w:lineRule="exact"/>
+              <w:jc w:val="center"/>
+            </w:pPr>
+            <w:r>
+              <w:rPr>
+                <w:rFonts w:ascii="標楷體" w:eastAsia="標楷體" w:hAnsi="標楷體"/>
+                <w:b/>
+                <w:bCs/>
+                <w:sz w:val="28"/>
+                <w:szCs w:val="28"/>
+              </w:rPr>
+              <w:t>營養處方</w:t>
+            </w:r>
+          </w:p>
+        </w:tc>
+        <w:tc>
+          <w:tcPr>
+            <w:tcW w:w="1560" w:type="dxa"/>
+            <w:vAlign w:val="center"/>
+          </w:tcPr>
+          <w:p>
+            <w:pPr>
+              <w:spacing w:line="320" w:lineRule="exact"/>
+              <w:jc w:val="center"/>
+            </w:pPr>
+            <w:r>
+              <w:rPr>
+                <w:rFonts w:ascii="標楷體" w:eastAsia="標楷體" w:hAnsi="標楷體"/>
+                <w:b/>
+                <w:bCs/>
+                <w:sz w:val="28"/>
+                <w:szCs w:val="28"/>
+              </w:rPr>
+              <w:t>社會處方</w:t>
+            </w:r>
+          </w:p>
+        </w:tc>
+        <w:tc>
+          <w:tcPr>
+            <w:tcW w:w="2268" w:type="dxa"/>
+            <w:vAlign w:val="center"/>
+          </w:tcPr>
+          <w:p>
+            <w:pPr>
+              <w:spacing w:line="320" w:lineRule="exact"/>
+              <w:jc w:val="center"/>
+            </w:pPr>
+            <w:r>
+              <w:rPr>
+                <w:rFonts w:ascii="標楷體" w:eastAsia="標楷體" w:hAnsi="標楷體"/>
+                <w:b/>
+                <w:bCs/>
+                <w:sz w:val="28"/>
+                <w:szCs w:val="28"/>
+              </w:rPr>
+              <w:t>情緒調適處方</w:t>
+            </w:r>
+          </w:p>
+        </w:tc>
+        <w:tc>
+          <w:tcPr>
+            <w:tcW w:w="1701" w:type="dxa"/>
+            <w:vAlign w:val="center"/>
+          </w:tcPr>
+          <w:p>
+            <w:pPr>
+              <w:spacing w:line="320" w:lineRule="exact"/>
+              <w:jc w:val="center"/>
+            </w:pPr>
+            <w:r>
+              <w:rPr>
+                <w:rFonts w:ascii="標楷體" w:eastAsia="標楷體" w:hAnsi="標楷體"/>
+                <w:b/>
+                <w:bCs/>
+                <w:sz w:val="28"/>
+                <w:szCs w:val="28"/>
+              </w:rPr>
+              <w:t>總計</w:t>
+            </w:r>
+          </w:p>
+        </w:tc>
+      </w:tr>
+      <w:tr>
+        <w:trPr>
+          <w:jc w:val="center"/>
+        </w:trPr>
+        <w:tc>
+          <w:tcPr>
+            <w:tcW w:w="1980" w:type="dxa"/>
+            <w:vAlign w:val="center"/>
+          </w:tcPr>
+          <w:p>
+            <w:pPr>
+              <w:spacing w:line="320" w:lineRule="exact"/>
+              <w:jc w:val="center"/>
+            </w:pPr>
+            <w:r>
+              <w:rPr>
+                <w:rFonts w:ascii="標楷體" w:eastAsia="標楷體" w:hAnsi="標楷體"/>
+                <w:sz w:val="28"/>
+                <w:szCs w:val="28"/>
+              </w:rPr>
+              <w:t>處方處方費</w:t>
+            </w:r>
+          </w:p>
+        </w:tc>
+        <w:tc>
+          <w:tcPr>
+            <w:tcW w:w="1559" w:type="dxa"/>
+            <w:vAlign w:val="center"/>
+          </w:tcPr>
+          <w:p>
+            <w:pPr>
+              <w:spacing w:line="320" w:lineRule="exact"/>
+              <w:jc w:val="center"/>
+            </w:pPr>
+            <w:r>
+              <w:rPr>
+                <w:rFonts w:ascii="標楷體" w:eastAsia="標楷體"/>
+              </w:rPr>
+              <w:t>67</w:t>
+            </w:r>
+          </w:p>
+        </w:tc>
+        <w:tc>
+          <w:tcPr>
+            <w:tcW w:w="1559" w:type="dxa"/>
+            <w:vAlign w:val="center"/>
+          </w:tcPr>
+          <w:p>
+            <w:pPr>
+              <w:spacing w:line="320" w:lineRule="exact"/>
+              <w:jc w:val="center"/>
+            </w:pPr>
+            <w:r>
+              <w:rPr>
+                <w:rFonts w:ascii="標楷體" w:eastAsia="標楷體"/>
+              </w:rPr>
+              <w:t>67</w:t>
+            </w:r>
+          </w:p>
+        </w:tc>
+        <w:tc>
+          <w:tcPr>
+            <w:tcW w:w="1560" w:type="dxa"/>
+            <w:vAlign w:val="center"/>
+          </w:tcPr>
+          <w:p>
+            <w:pPr>
+              <w:spacing w:line="320" w:lineRule="exact"/>
+              <w:jc w:val="center"/>
+            </w:pPr>
+            <w:r>
+              <w:rPr>
+                <w:rFonts w:ascii="標楷體" w:eastAsia="標楷體"/>
+              </w:rPr>
+              <w:t>67</w:t>
+            </w:r>
+          </w:p>
+        </w:tc>
+        <w:tc>
+          <w:tcPr>
+            <w:tcW w:w="2268" w:type="dxa"/>
+            <w:vAlign w:val="center"/>
+          </w:tcPr>
+          <w:p>
+            <w:pPr>
+              <w:spacing w:line="320" w:lineRule="exact"/>
+              <w:jc w:val="center"/>
+            </w:pPr>
+            <w:r>
+              <w:rPr>
+                <w:rFonts w:ascii="標楷體" w:eastAsia="標楷體"/>
+              </w:rPr>
+              <w:t>67</w:t>
+            </w:r>
+          </w:p>
+        </w:tc>
+        <w:tc>
+          <w:tcPr>
+            <w:tcW w:w="1701" w:type="dxa"/>
+            <w:vAlign w:val="center"/>
+          </w:tcPr>
+          <w:p>
+            <w:pPr>
+              <w:spacing w:line="320" w:lineRule="exact"/>
+              <w:jc w:val="center"/>
+            </w:pPr>
+            <w:r>
+              <w:rPr>
+                <w:rFonts w:ascii="標楷體" w:eastAsia="標楷體"/>
+              </w:rPr>
+              <w:t>80,400</w:t>
+            </w:r>
+          </w:p>
+        </w:tc>
+      </w:tr>
+      <w:tr>
+        <w:trPr>
+          <w:jc w:val="center"/>
+        </w:trPr>
+        <w:tc>
+          <w:tcPr>
+            <w:tcW w:w="1980" w:type="dxa"/>
+            <w:vAlign w:val="center"/>
+          </w:tcPr>
+          <w:p>
+            <w:pPr>
+              <w:spacing w:line="320" w:lineRule="exact"/>
+              <w:jc w:val="center"/>
+            </w:pPr>
+            <w:r>
+              <w:rPr>
+                <w:rFonts w:ascii="標楷體" w:eastAsia="標楷體" w:hAnsi="標楷體"/>
+                <w:sz w:val="28"/>
+                <w:szCs w:val="28"/>
+              </w:rPr>
+              <w:t>處方執行費</w:t>
+            </w:r>
+          </w:p>
+        </w:tc>
+        <w:tc>
+          <w:tcPr>
+            <w:tcW w:w="1559" w:type="dxa"/>
+            <w:vAlign w:val="center"/>
+          </w:tcPr>
+          <w:p>
+            <w:pPr>
+              <w:spacing w:line="320" w:lineRule="exact"/>
+              <w:jc w:val="center"/>
+            </w:pPr>
+            <w:r>
+              <w:rPr>
+                <w:rFonts w:ascii="標楷體" w:eastAsia="標楷體"/>
+              </w:rPr>
+              <w:t>1</w:t>
+            </w:r>
+          </w:p>
+        </w:tc>
+        <w:tc>
+          <w:tcPr>
+            <w:tcW w:w="1559" w:type="dxa"/>
+            <w:vAlign w:val="center"/>
+          </w:tcPr>
+          <w:p>
+            <w:pPr>
+              <w:spacing w:line="320" w:lineRule="exact"/>
+              <w:jc w:val="center"/>
+            </w:pPr>
+            <w:r>
+              <w:rPr>
+                <w:rFonts w:ascii="標楷體" w:eastAsia="標楷體"/>
+              </w:rPr>
+              <w:t>5</w:t>
+            </w:r>
+          </w:p>
+        </w:tc>
+        <w:tc>
+          <w:tcPr>
+            <w:tcW w:w="1560" w:type="dxa"/>
+            <w:vAlign w:val="center"/>
+          </w:tcPr>
+          <w:p>
+            <w:pPr>
+              <w:spacing w:line="320" w:lineRule="exact"/>
+              <w:jc w:val="center"/>
+            </w:pPr>
+            <w:r>
+              <w:rPr>
+                <w:rFonts w:ascii="標楷體" w:eastAsia="標楷體"/>
+              </w:rPr>
+              <w:t>5</w:t>
+            </w:r>
+          </w:p>
+        </w:tc>
+        <w:tc>
+          <w:tcPr>
+            <w:tcW w:w="2268" w:type="dxa"/>
+            <w:vAlign w:val="center"/>
+          </w:tcPr>
+          <w:p>
+            <w:pPr>
+              <w:spacing w:line="320" w:lineRule="exact"/>
+              <w:jc w:val="center"/>
+            </w:pPr>
+            <w:r>
+              <w:rPr>
+                <w:rFonts w:ascii="標楷體" w:eastAsia="標楷體"/>
+              </w:rPr>
+              <w:t>5</w:t>
+            </w:r>
+          </w:p>
+        </w:tc>
+        <w:tc>
+          <w:tcPr>
+            <w:tcW w:w="1701" w:type="dxa"/>
+            <w:vAlign w:val="center"/>
+          </w:tcPr>
+          <w:p>
+            <w:pPr>
+              <w:spacing w:line="320" w:lineRule="exact"/>
+              <w:jc w:val="center"/>
+            </w:pPr>
+            <w:r>
+              <w:rPr>
+                <w:rFonts w:ascii="標楷體" w:eastAsia="標楷體"/>
+              </w:rPr>
+              <w:t>1,600</w:t>
+            </w:r>
+          </w:p>
+        </w:tc>
+      </w:tr>
+      <w:tr>
+        <w:trPr>
+          <w:jc w:val="center"/>
+        </w:trPr>
+        <w:tc>
+          <w:tcPr>
+            <w:tcW w:w="1980" w:type="dxa"/>
+            <w:vAlign w:val="center"/>
+          </w:tcPr>
+          <w:p>
+            <w:pPr>
+              <w:spacing w:line="320" w:lineRule="exact"/>
+              <w:jc w:val="center"/>
+            </w:pPr>
+            <w:r>
+              <w:rPr>
+                <w:rFonts w:ascii="標楷體" w:eastAsia="標楷體" w:hAnsi="標楷體"/>
+                <w:sz w:val="28"/>
+                <w:szCs w:val="28"/>
+              </w:rPr>
+              <w:t>金額(元)</w:t>
+            </w:r>
+          </w:p>
+        </w:tc>
+        <w:tc>
+          <w:tcPr>
+            <w:tcW w:w="1559" w:type="dxa"/>
+            <w:vAlign w:val="center"/>
+          </w:tcPr>
+          <w:p>
+            <w:pPr>
+              <w:spacing w:line="320" w:lineRule="exact"/>
+              <w:jc w:val="center"/>
+            </w:pPr>
+            <w:r>
+              <w:rPr>
+                <w:rFonts w:ascii="標楷體" w:eastAsia="標楷體"/>
+              </w:rPr>
+              <w:t>20,200</w:t>
+            </w:r>
+          </w:p>
+        </w:tc>
+        <w:tc>
+          <w:tcPr>
+            <w:tcW w:w="1559" w:type="dxa"/>
+            <w:vAlign w:val="center"/>
+          </w:tcPr>
+          <w:p>
+            <w:pPr>
+              <w:spacing w:line="320" w:lineRule="exact"/>
+              <w:jc w:val="center"/>
+            </w:pPr>
+            <w:r>
+              <w:rPr>
+                <w:rFonts w:ascii="標楷體" w:eastAsia="標楷體"/>
+              </w:rPr>
+              <w:t>20,600</w:t>
+            </w:r>
+          </w:p>
+        </w:tc>
+        <w:tc>
+          <w:tcPr>
+            <w:tcW w:w="1560" w:type="dxa"/>
+            <w:vAlign w:val="center"/>
+          </w:tcPr>
+          <w:p>
+            <w:pPr>
+              <w:spacing w:line="320" w:lineRule="exact"/>
+              <w:jc w:val="center"/>
+            </w:pPr>
+            <w:r>
+              <w:rPr>
+                <w:rFonts w:ascii="標楷體" w:eastAsia="標楷體"/>
+              </w:rPr>
+              <w:t>20,600</w:t>
+            </w:r>
+          </w:p>
+        </w:tc>
+        <w:tc>
+          <w:tcPr>
+            <w:tcW w:w="2268" w:type="dxa"/>
+            <w:vAlign w:val="center"/>
+          </w:tcPr>
+          <w:p>
+            <w:pPr>
+              <w:spacing w:line="320" w:lineRule="exact"/>
+              <w:jc w:val="center"/>
+            </w:pPr>
+            <w:r>
+              <w:rPr>
+                <w:rFonts w:ascii="標楷體" w:eastAsia="標楷體"/>
+              </w:rPr>
+              <w:t>20,600</w:t>
+            </w:r>
+          </w:p>
+        </w:tc>
+        <w:tc>
+          <w:tcPr>
+            <w:tcW w:w="1701" w:type="dxa"/>
+            <w:vAlign w:val="center"/>
+          </w:tcPr>
+          <w:p>
+            <w:pPr>
+              <w:spacing w:line="320" w:lineRule="exact"/>
+              <w:jc w:val="center"/>
+            </w:pPr>
+            <w:r>
+              <w:rPr>
+                <w:rFonts w:ascii="標楷體" w:eastAsia="標楷體"/>
+              </w:rPr>
+              <w:t>82,000</w:t>
+            </w:r>
+          </w:p>
+        </w:tc>
+      </w:tr>
+    </w:tbl>
+    <w:p>
+      <w:pPr>
+        <w:spacing w:line="280" w:lineRule="exact"/>
+        <w:rPr>
+          <w:rFonts w:ascii="標楷體" w:eastAsia="標楷體" w:hAnsi="標楷體"/>
+          <w:sz w:val="22"/>
+        </w:rPr>
+      </w:pPr>
+    </w:p>
+    <w:p>
+      <w:pPr>
+        <w:spacing w:line="280" w:lineRule="exact"/>
+      </w:pPr>
+      <w:r>
+        <w:rPr>
+          <w:rFonts w:ascii="標楷體" w:eastAsia="標楷體" w:hAnsi="標楷體"/>
+          <w:sz w:val="22"/>
+        </w:rPr>
+        <w:t>備註：</w:t>
+      </w:r>
+    </w:p>
+    <w:p>
+      <w:pPr>
+        <w:spacing w:line="280" w:lineRule="exact"/>
+        <w:rPr>
+          <w:rFonts w:hint="eastAsia"/>
+        </w:rPr>
+      </w:pPr>
+      <w:r>
+        <w:rPr>
+          <w:rFonts w:ascii="標楷體" w:eastAsia="標楷體" w:hAnsi="標楷體"/>
+          <w:sz w:val="22"/>
+        </w:rPr>
+        <w:t>1.處方費計算方式：開立人數*每份處方費300元</w:t>
+      </w:r>
+    </w:p>
+    <w:p>
+      <w:pPr>
+        <w:spacing w:line="280" w:lineRule="exact"/>
+        <w:rPr>
+          <w:rFonts w:ascii="標楷體" w:eastAsia="標楷體" w:hAnsi="標楷體"/>
+          <w:sz w:val="22"/>
+        </w:rPr>
+      </w:pPr>
+      <w:r>
+        <w:rPr>
+          <w:rFonts w:ascii="標楷體" w:eastAsia="標楷體" w:hAnsi="標楷體"/>
+          <w:sz w:val="22"/>
+        </w:rPr>
+        <w:t>2.處方執行費計算方式：開立人數*每份處方費100元</w:t>
+      </w:r>
+    </w:p>
+    <w:p>
+      <w:pPr>
+        <w:spacing w:line="280" w:lineRule="exact"/>
+        <w:rPr>
+          <w:rFonts w:hint="eastAsia"/>
+        </w:rPr>
+      </w:pPr>
     </w:p>
     <w:tbl>
       <w:tblPr>
@@ -250,7 +841,7 @@
           <w:p>
             <w:pPr>
               <w:widowControl/>
-              <w:spacing w:after="240"/>
+              <w:spacing w:line="320" w:lineRule="exact"/>
               <w:jc w:val="center"/>
               <w:rPr>
                 <w:rFonts w:ascii="標楷體" w:eastAsia="標楷體" w:hAnsi="標楷體" w:cs="Arial"/>
@@ -262,13 +853,13 @@
             </w:pPr>
             <w:r>
               <w:rPr>
-                <w:rFonts w:ascii="標楷體" w:eastAsia="標楷體" w:hAnsi="標楷體" w:cs="Arial" w:hint="eastAsia"/>
+                <w:rFonts w:ascii="標楷體" w:eastAsia="標楷體" w:hAnsi="標楷體"/>
                 <w:b/>
                 <w:bCs/>
                 <w:spacing w:val="10"/>
                 <w:kern w:val="0"/>
-                <w:sz w:val="28"/>
-                <w:szCs w:val="28"/>
+                <w:sz w:val="32"/>
+                <w:szCs w:val="32"/>
               </w:rPr>
               <w:t>支 領 內 容 摘 要</w:t>
             </w:r>
@@ -277,7 +868,7 @@
       </w:tr>
       <w:tr>
         <w:trPr>
-          <w:trHeight w:val="10905"/>
+          <w:trHeight w:val="9038"/>
           <w:jc w:val="center"/>
         </w:trPr>
         <w:tc>
@@ -297,9 +888,90 @@
             </w:tcMar>
             <w:hideMark/>
           </w:tcPr>
+          <w:p>
+            <w:pPr>
+              <w:widowControl/>
+              <w:adjustRightInd w:val="0"/>
+              <w:snapToGrid w:val="0"/>
+              <w:spacing w:line="480" w:lineRule="exact"/>
+              <w:rPr>
+                <w:rFonts w:ascii="標楷體" w:eastAsia="標楷體" w:hAnsi="標楷體" w:cs="Arial"/>
+                <w:spacing w:val="10"/>
+                <w:kern w:val="0"/>
+                <w:sz w:val="32"/>
+                <w:szCs w:val="32"/>
+                <w:u w:val="single"/>
+              </w:rPr>
+            </w:pPr>
+            <w:r>
+              <w:rPr>
+                <w:rFonts w:ascii="標楷體" w:eastAsia="標楷體" w:hAnsi="標楷體"/>
+                <w:spacing w:val="10"/>
+                <w:kern w:val="0"/>
+                <w:sz w:val="32"/>
+                <w:szCs w:val="32"/>
+              </w:rPr>
+              <w:t>茲收到 115 年 04 月台北市醫師公會「</w:t>
+            </w:r>
+            <w:proofErr w:type="gramStart"/>
+            <w:r>
+              <w:rPr>
+                <w:rFonts w:ascii="標楷體" w:eastAsia="標楷體" w:hAnsi="標楷體"/>
+                <w:spacing w:val="10"/>
+                <w:kern w:val="0"/>
+                <w:sz w:val="32"/>
+                <w:szCs w:val="32"/>
+              </w:rPr>
+              <w:t>健康台灣</w:t>
+            </w:r>
+            <w:proofErr w:type="gramEnd"/>
+            <w:r>
+              <w:rPr>
+                <w:rFonts w:ascii="標楷體" w:eastAsia="標楷體" w:hAnsi="標楷體"/>
+                <w:spacing w:val="10"/>
+                <w:kern w:val="0"/>
+                <w:sz w:val="32"/>
+                <w:szCs w:val="32"/>
+              </w:rPr>
+              <w:t>深耕計畫」-臺北市慢性病防治全人健康智慧整合照護計畫-運動、營養、社會、情緒調適</w:t>
+            </w:r>
+            <w:proofErr w:type="gramStart"/>
+            <w:r>
+              <w:rPr>
+                <w:rFonts w:ascii="標楷體" w:eastAsia="標楷體" w:hAnsi="標楷體"/>
+                <w:spacing w:val="10"/>
+                <w:kern w:val="0"/>
+                <w:sz w:val="32"/>
+                <w:szCs w:val="32"/>
+              </w:rPr>
+              <w:t>處方處方</w:t>
+            </w:r>
+            <w:proofErr w:type="gramEnd"/>
+            <w:r>
+              <w:rPr>
+                <w:rFonts w:ascii="標楷體" w:eastAsia="標楷體" w:hAnsi="標楷體"/>
+                <w:spacing w:val="10"/>
+                <w:kern w:val="0"/>
+                <w:sz w:val="32"/>
+                <w:szCs w:val="32"/>
+              </w:rPr>
+              <w:t>費。新臺幣</w:t>
+            </w:r>
+            <w:r>
+              <w:rPr>
+                <w:rFonts w:ascii="標楷體" w:eastAsia="標楷體" w:hAnsi="標楷體"/>
+                <w:spacing w:val="10"/>
+                <w:kern w:val="0"/>
+                <w:sz w:val="32"/>
+                <w:szCs w:val="32"/>
+                <w:u w:val="single"/>
+              </w:rPr>
+              <w:t xml:space="preserve"> 82,900 元整。</w:t>
+            </w:r>
+          </w:p>
           <w:tbl>
             <w:tblPr>
-              <w:tblpPr w:leftFromText="180" w:rightFromText="180" w:vertAnchor="text" w:horzAnchor="margin" w:tblpXSpec="center" w:tblpY="1292"/>
+              <w:tblpPr w:leftFromText="180" w:rightFromText="180" w:vertAnchor="text" w:horzAnchor="margin" w:tblpXSpec="center" w:tblpY="232"/>
               <w:tblOverlap w:val="never"/>
               <w:tblW w:w="0" w:type="auto"/>
               <w:tblLayout w:type="fixed"/>
@@ -317,7 +989,7 @@
             </w:tblGrid>
             <w:tr>
               <w:trPr>
-                <w:trHeight w:val="2766"/>
+                <w:trHeight w:val="1116"/>
               </w:trPr>
               <w:tc>
                 <w:tcPr>
@@ -336,7 +1008,7 @@
                 <w:p>
                   <w:pPr>
                     <w:widowControl/>
-                    <w:spacing w:after="240" w:line="293" w:lineRule="atLeast"/>
+                    <w:spacing w:line="280" w:lineRule="exact"/>
                     <w:jc w:val="center"/>
                     <w:rPr>
                       <w:rFonts w:ascii="標楷體" w:eastAsia="標楷體" w:hAnsi="標楷體" w:cs="新細明體"/>
@@ -347,10 +1019,11 @@
                   </w:pPr>
                   <w:r>
                     <w:rPr>
-                      <w:rFonts w:ascii="標楷體" w:eastAsia="標楷體" w:hAnsi="標楷體" w:cs="新細明體" w:hint="eastAsia"/>
+                      <w:rFonts w:ascii="標楷體" w:eastAsia="標楷體" w:hAnsi="標楷體"/>
+                      <w:b/>
+                      <w:bCs/>
                       <w:kern w:val="0"/>
-                      <w:sz w:val="28"/>
-                      <w:szCs w:val="28"/>
+                      <w:sz w:val="22"/>
                     </w:rPr>
                     <w:t>應付金額</w:t>
                   </w:r>
@@ -373,7 +1046,7 @@
                 <w:p>
                   <w:pPr>
                     <w:widowControl/>
-                    <w:spacing w:after="240" w:line="360" w:lineRule="exact"/>
+                    <w:spacing w:line="280" w:lineRule="exact"/>
                     <w:jc w:val="center"/>
                     <w:rPr>
                       <w:rFonts w:ascii="標楷體" w:eastAsia="標楷體" w:hAnsi="標楷體" w:cs="新細明體"/>
@@ -384,10 +1057,11 @@
                   </w:pPr>
                   <w:r>
                     <w:rPr>
-                      <w:rFonts w:ascii="標楷體" w:eastAsia="標楷體" w:hAnsi="標楷體" w:cs="新細明體" w:hint="eastAsia"/>
+                      <w:rFonts w:ascii="標楷體" w:eastAsia="標楷體" w:hAnsi="標楷體"/>
+                      <w:b/>
+                      <w:bCs/>
                       <w:kern w:val="0"/>
-                      <w:sz w:val="28"/>
-                      <w:szCs w:val="28"/>
+                      <w:sz w:val="22"/>
                     </w:rPr>
                     <w:t>代扣二代健保／所得稅</w:t>
                   </w:r>
@@ -395,8 +1069,8 @@
                 <w:p>
                   <w:pPr>
                     <w:widowControl/>
-                    <w:spacing w:line="360" w:lineRule="exact"/>
-                    <w:ind w:left="414" w:hangingChars="148" w:hanging="414"/>
+                    <w:spacing w:line="280" w:lineRule="exact"/>
+                    <w:ind w:left="326" w:hangingChars="148" w:hanging="326"/>
                     <w:rPr>
                       <w:rFonts w:ascii="標楷體" w:eastAsia="標楷體" w:hAnsi="標楷體" w:cs="新細明體"/>
                       <w:kern w:val="0"/>
@@ -406,36 +1080,19 @@
                   </w:pPr>
                   <w:r>
                     <w:rPr>
-                      <w:rFonts w:ascii="標楷體" w:eastAsia="標楷體" w:hAnsi="標楷體" w:cs="新細明體" w:hint="eastAsia"/>
+                      <w:rFonts w:ascii="標楷體" w:eastAsia="標楷體" w:hAnsi="標楷體"/>
+                      <w:b/>
+                      <w:bCs/>
                       <w:kern w:val="0"/>
-                      <w:sz w:val="28"/>
-                      <w:szCs w:val="28"/>
+                      <w:sz w:val="22"/>
                     </w:rPr>
-                    <w:t xml:space="preserve"> 1.二代健保兼職人員給付金額達基本工資、租金、執行業務29,5</w:t>
-                  </w:r>
-                  <w:r>
-                    <w:rPr>
-                      <w:rFonts w:ascii="標楷體" w:eastAsia="標楷體" w:hAnsi="標楷體" w:cs="新細明體"/>
-                      <w:kern w:val="0"/>
-                      <w:sz w:val="28"/>
-                      <w:szCs w:val="28"/>
-                    </w:rPr>
-                    <w:t>00</w:t>
-                  </w:r>
-                  <w:r>
-                    <w:rPr>
-                      <w:rFonts w:ascii="標楷體" w:eastAsia="標楷體" w:hAnsi="標楷體" w:cs="新細明體" w:hint="eastAsia"/>
-                      <w:kern w:val="0"/>
-                      <w:sz w:val="28"/>
-                      <w:szCs w:val="28"/>
-                    </w:rPr>
-                    <w:t>元(含)以上執行代扣。</w:t>
+                    <w:t xml:space="preserve"> 1.二代健保兼職人員給付金額達基本工資、租金、執行業務29,500元(含)以上執行代扣。</w:t>
                   </w:r>
                 </w:p>
                 <w:p>
                   <w:pPr>
                     <w:widowControl/>
-                    <w:spacing w:line="360" w:lineRule="exact"/>
+                    <w:spacing w:line="280" w:lineRule="exact"/>
                     <w:rPr>
                       <w:rFonts w:ascii="標楷體" w:eastAsia="標楷體" w:hAnsi="標楷體" w:cs="新細明體"/>
                       <w:kern w:val="0"/>
@@ -445,10 +1102,11 @@
                   </w:pPr>
                   <w:r>
                     <w:rPr>
-                      <w:rFonts w:ascii="標楷體" w:eastAsia="標楷體" w:hAnsi="標楷體" w:cs="新細明體" w:hint="eastAsia"/>
+                      <w:rFonts w:ascii="標楷體" w:eastAsia="標楷體" w:hAnsi="標楷體"/>
+                      <w:b/>
+                      <w:bCs/>
                       <w:kern w:val="0"/>
-                      <w:sz w:val="28"/>
-                      <w:szCs w:val="28"/>
+                      <w:sz w:val="22"/>
                     </w:rPr>
                     <w:t xml:space="preserve"> 2.扣繳執行業務20,000元以上執行代扣。</w:t>
                   </w:r>
@@ -471,7 +1129,7 @@
                 <w:p>
                   <w:pPr>
                     <w:widowControl/>
-                    <w:spacing w:after="240" w:line="293" w:lineRule="atLeast"/>
+                    <w:spacing w:line="280" w:lineRule="exact"/>
                     <w:jc w:val="center"/>
                     <w:rPr>
                       <w:rFonts w:ascii="標楷體" w:eastAsia="標楷體" w:hAnsi="標楷體" w:cs="新細明體"/>
@@ -484,12 +1142,11 @@
                   </w:pPr>
                   <w:r>
                     <w:rPr>
-                      <w:rFonts w:ascii="標楷體" w:eastAsia="標楷體" w:hAnsi="標楷體" w:cs="新細明體" w:hint="eastAsia"/>
+                      <w:rFonts w:ascii="標楷體" w:eastAsia="標楷體" w:hAnsi="標楷體"/>
                       <w:b/>
                       <w:bCs/>
                       <w:kern w:val="0"/>
-                      <w:sz w:val="28"/>
-                      <w:szCs w:val="28"/>
+                      <w:sz w:val="22"/>
                     </w:rPr>
                     <w:t>實付金額</w:t>
                   </w:r>
@@ -516,6 +1173,7 @@
                 <w:p>
                   <w:pPr>
                     <w:widowControl/>
+                    <w:spacing w:line="280" w:lineRule="exact"/>
                     <w:rPr>
                       <w:rFonts w:ascii="標楷體" w:eastAsia="標楷體" w:hAnsi="標楷體" w:cs="新細明體"/>
                       <w:kern w:val="0"/>
@@ -541,8 +1199,8 @@
                 <w:p>
                   <w:pPr>
                     <w:widowControl/>
-                    <w:spacing w:line="360" w:lineRule="exact"/>
-                    <w:ind w:left="414" w:hangingChars="148" w:hanging="414"/>
+                    <w:spacing w:line="280" w:lineRule="exact"/>
+                    <w:ind w:left="326" w:hangingChars="148" w:hanging="326"/>
                     <w:jc w:val="center"/>
                     <w:rPr>
                       <w:rFonts w:ascii="標楷體" w:eastAsia="標楷體" w:hAnsi="標楷體" w:cs="新細明體"/>
@@ -553,10 +1211,11 @@
                   </w:pPr>
                   <w:r>
                     <w:rPr>
-                      <w:rFonts w:ascii="標楷體" w:eastAsia="標楷體" w:hAnsi="標楷體" w:cs="新細明體" w:hint="eastAsia"/>
+                      <w:rFonts w:ascii="標楷體" w:eastAsia="標楷體" w:hAnsi="標楷體"/>
+                      <w:b/>
+                      <w:bCs/>
                       <w:kern w:val="0"/>
-                      <w:sz w:val="28"/>
-                      <w:szCs w:val="28"/>
+                      <w:sz w:val="22"/>
                     </w:rPr>
                     <w:t>2.11%</w:t>
                   </w:r>
@@ -564,8 +1223,8 @@
                 <w:p>
                   <w:pPr>
                     <w:widowControl/>
-                    <w:spacing w:line="360" w:lineRule="exact"/>
-                    <w:ind w:left="414" w:hangingChars="148" w:hanging="414"/>
+                    <w:spacing w:line="280" w:lineRule="exact"/>
+                    <w:ind w:left="326" w:hangingChars="148" w:hanging="326"/>
                     <w:jc w:val="center"/>
                     <w:rPr>
                       <w:rFonts w:ascii="標楷體" w:eastAsia="標楷體" w:hAnsi="標楷體" w:cs="新細明體"/>
@@ -576,10 +1235,11 @@
                   </w:pPr>
                   <w:r>
                     <w:rPr>
-                      <w:rFonts w:ascii="標楷體" w:eastAsia="標楷體" w:hAnsi="標楷體" w:cs="新細明體" w:hint="eastAsia"/>
+                      <w:rFonts w:ascii="標楷體" w:eastAsia="標楷體" w:hAnsi="標楷體"/>
+                      <w:b/>
+                      <w:bCs/>
                       <w:kern w:val="0"/>
-                      <w:sz w:val="28"/>
-                      <w:szCs w:val="28"/>
+                      <w:sz w:val="22"/>
                     </w:rPr>
                     <w:t>二代健保扣費</w:t>
                   </w:r>
@@ -601,8 +1261,8 @@
                 <w:p>
                   <w:pPr>
                     <w:widowControl/>
-                    <w:spacing w:line="360" w:lineRule="exact"/>
-                    <w:ind w:left="414" w:hangingChars="148" w:hanging="414"/>
+                    <w:spacing w:line="280" w:lineRule="exact"/>
+                    <w:ind w:left="326" w:hangingChars="148" w:hanging="326"/>
                     <w:jc w:val="center"/>
                     <w:rPr>
                       <w:rFonts w:ascii="標楷體" w:eastAsia="標楷體" w:hAnsi="標楷體" w:cs="新細明體"/>
@@ -613,28 +1273,21 @@
                   </w:pPr>
                   <w:r>
                     <w:rPr>
-                      <w:rFonts w:ascii="標楷體" w:eastAsia="標楷體" w:hAnsi="標楷體" w:cs="新細明體"/>
+                      <w:rFonts w:ascii="標楷體" w:eastAsia="標楷體" w:hAnsi="標楷體"/>
+                      <w:b/>
+                      <w:bCs/>
                       <w:kern w:val="0"/>
-                      <w:sz w:val="28"/>
-                      <w:szCs w:val="28"/>
+                      <w:sz w:val="22"/>
                     </w:rPr>
-                    <w:t> </w:t>
+                    <w:t> 10%</w:t>
                   </w:r>
                   <w:r>
                     <w:rPr>
-                      <w:rFonts w:ascii="標楷體" w:eastAsia="標楷體" w:hAnsi="標楷體" w:cs="新細明體" w:hint="eastAsia"/>
+                      <w:rFonts w:ascii="標楷體" w:eastAsia="標楷體" w:hAnsi="標楷體"/>
+                      <w:b/>
+                      <w:bCs/>
                       <w:kern w:val="0"/>
-                      <w:sz w:val="28"/>
-                      <w:szCs w:val="28"/>
-                    </w:rPr>
-                    <w:t>10%</w:t>
-                  </w:r>
-                  <w:r>
-                    <w:rPr>
-                      <w:rFonts w:ascii="標楷體" w:eastAsia="標楷體" w:hAnsi="標楷體" w:cs="新細明體" w:hint="eastAsia"/>
-                      <w:kern w:val="0"/>
-                      <w:sz w:val="28"/>
-                      <w:szCs w:val="28"/>
+                      <w:sz w:val="22"/>
                     </w:rPr>
                     <w:br/>
                     <w:t>執行業務扣稅</w:t>
@@ -658,6 +1311,7 @@
                 <w:p>
                   <w:pPr>
                     <w:widowControl/>
+                    <w:spacing w:line="280" w:lineRule="exact"/>
                     <w:rPr>
                       <w:rFonts w:ascii="標楷體" w:eastAsia="標楷體" w:hAnsi="標楷體" w:cs="新細明體"/>
                       <w:kern w:val="0"/>
@@ -687,7 +1341,7 @@
                 <w:p>
                   <w:pPr>
                     <w:widowControl/>
-                    <w:spacing w:after="240" w:line="293" w:lineRule="atLeast"/>
+                    <w:spacing w:line="280" w:lineRule="exact"/>
                     <w:jc w:val="center"/>
                     <w:rPr>
                       <w:rFonts w:ascii="標楷體" w:eastAsia="標楷體" w:hAnsi="標楷體" w:cs="新細明體"/>
@@ -698,21 +1352,11 @@
                   </w:pPr>
                   <w:r>
                     <w:rPr>
-                      <w:rFonts w:ascii="標楷體" w:eastAsia="標楷體" w:hAnsi="標楷體" w:cs="新細明體"/>
+                      <w:rFonts w:ascii="標楷體" w:eastAsia="標楷體" w:hAnsi="標楷體"/>
                       <w:kern w:val="0"/>
-                      <w:sz w:val="28"/>
-                      <w:szCs w:val="28"/>
+                      <w:sz w:val="22"/>
                     </w:rPr>
-                    <w:t> </w:t>
-                  </w:r>
-                  <w:r>
-                    <w:rPr>
-                      <w:rFonts w:ascii="標楷體" w:eastAsia="標楷體" w:hAnsi="標楷體" w:cs="新細明體" w:hint="eastAsia"/>
-                      <w:kern w:val="0"/>
-                      <w:sz w:val="28"/>
-                      <w:szCs w:val="28"/>
-                    </w:rPr>
-                    <w:t>122,400</w:t>
+                    <w:t>82,900</w:t>
                   </w:r>
                 </w:p>
               </w:tc>
@@ -731,7 +1375,7 @@
                 <w:p>
                   <w:pPr>
                     <w:widowControl/>
-                    <w:spacing w:after="240" w:line="293" w:lineRule="atLeast"/>
+                    <w:spacing w:line="280" w:lineRule="exact"/>
                     <w:jc w:val="center"/>
                     <w:rPr>
                       <w:rFonts w:ascii="標楷體" w:eastAsia="標楷體" w:hAnsi="標楷體" w:cs="新細明體"/>
@@ -742,12 +1386,9 @@
                   </w:pPr>
                   <w:r>
                     <w:rPr>
-                      <w:rFonts w:ascii="標楷體" w:eastAsia="標楷體" w:hAnsi="標楷體" w:cs="新細明體" w:hint="eastAsia"/>
-                      <w:kern w:val="0"/>
-                      <w:sz w:val="28"/>
-                      <w:szCs w:val="28"/>
+                      <w:rFonts w:ascii="標楷體" w:eastAsia="標楷體"/>
                     </w:rPr>
-                    <w:t>2,583</w:t>
+                    <w:t>1,749</w:t>
                   </w:r>
                 </w:p>
               </w:tc>
@@ -766,7 +1407,7 @@
                 <w:p>
                   <w:pPr>
                     <w:widowControl/>
-                    <w:spacing w:after="240" w:line="293" w:lineRule="atLeast"/>
+                    <w:spacing w:line="280" w:lineRule="exact"/>
                     <w:jc w:val="center"/>
                     <w:rPr>
                       <w:rFonts w:ascii="標楷體" w:eastAsia="標楷體" w:hAnsi="標楷體" w:cs="新細明體"/>
@@ -777,12 +1418,9 @@
                   </w:pPr>
                   <w:r>
                     <w:rPr>
-                      <w:rFonts w:ascii="標楷體" w:eastAsia="標楷體" w:hAnsi="標楷體" w:cs="新細明體" w:hint="eastAsia"/>
-                      <w:kern w:val="0"/>
-                      <w:sz w:val="28"/>
-                      <w:szCs w:val="28"/>
+                      <w:rFonts w:ascii="標楷體" w:eastAsia="標楷體"/>
                     </w:rPr>
-                    <w:t>12,240</w:t>
+                    <w:t>8,290</w:t>
                   </w:r>
                 </w:p>
               </w:tc>
@@ -801,7 +1439,7 @@
                 <w:p>
                   <w:pPr>
                     <w:widowControl/>
-                    <w:spacing w:after="240" w:line="293" w:lineRule="atLeast"/>
+                    <w:spacing w:line="280" w:lineRule="exact"/>
                     <w:jc w:val="center"/>
                     <w:rPr>
                       <w:rFonts w:ascii="標楷體" w:eastAsia="標楷體" w:hAnsi="標楷體" w:cs="新細明體"/>
@@ -812,12 +1450,9 @@
                   </w:pPr>
                   <w:r>
                     <w:rPr>
-                      <w:rFonts w:ascii="標楷體" w:eastAsia="標楷體" w:hAnsi="標楷體" w:cs="新細明體" w:hint="eastAsia"/>
-                      <w:kern w:val="0"/>
-                      <w:sz w:val="28"/>
-                      <w:szCs w:val="28"/>
+                      <w:rFonts w:ascii="標楷體" w:eastAsia="標楷體"/>
                     </w:rPr>
-                    <w:t>107,577</w:t>
+                    <w:t>72,861</w:t>
                   </w:r>
                 </w:p>
               </w:tc>
@@ -825,124 +1460,7 @@
           </w:tbl>
           <w:p>
             <w:pPr>
-              <w:widowControl/>
-              <w:spacing w:after="240"/>
-              <w:rPr>
-                <w:rFonts w:ascii="標楷體" w:eastAsia="標楷體" w:hAnsi="標楷體" w:cs="Arial"/>
-                <w:spacing w:val="10"/>
-                <w:kern w:val="0"/>
-                <w:sz w:val="28"/>
-                <w:szCs w:val="28"/>
-                <w:u w:val="single"/>
-              </w:rPr>
-            </w:pPr>
-            <w:r>
-              <w:rPr>
-                <w:rFonts w:ascii="標楷體" w:eastAsia="標楷體" w:hAnsi="標楷體" w:cs="Arial" w:hint="eastAsia"/>
-                <w:spacing w:val="10"/>
-                <w:kern w:val="0"/>
-                <w:sz w:val="28"/>
-                <w:szCs w:val="28"/>
-              </w:rPr>
-              <w:t>茲收到</w:t>
-            </w:r>
-            <w:r>
-              <w:rPr>
-                <w:rFonts w:ascii="標楷體" w:eastAsia="標楷體" w:hAnsi="標楷體" w:cs="Arial" w:hint="eastAsia"/>
-                <w:spacing w:val="10"/>
-                <w:kern w:val="0"/>
-                <w:sz w:val="28"/>
-                <w:szCs w:val="28"/>
-              </w:rPr>
-              <w:t>115</w:t>
-            </w:r>
-            <w:r>
-              <w:rPr>
-                <w:rFonts w:ascii="標楷體" w:eastAsia="標楷體" w:hAnsi="標楷體" w:cs="Arial" w:hint="eastAsia"/>
-                <w:spacing w:val="10"/>
-                <w:kern w:val="0"/>
-                <w:sz w:val="28"/>
-                <w:szCs w:val="28"/>
-              </w:rPr>
-              <w:t>年</w:t>
-            </w:r>
-            <w:r>
-              <w:rPr>
-                <w:rFonts w:ascii="標楷體" w:eastAsia="標楷體" w:hAnsi="標楷體" w:cs="Arial" w:hint="eastAsia"/>
-                <w:spacing w:val="10"/>
-                <w:kern w:val="0"/>
-                <w:sz w:val="28"/>
-                <w:szCs w:val="28"/>
-              </w:rPr>
-              <w:t>3</w:t>
-            </w:r>
-            <w:r>
-              <w:rPr>
-                <w:rFonts w:ascii="標楷體" w:eastAsia="標楷體" w:hAnsi="標楷體" w:cs="Arial" w:hint="eastAsia"/>
-                <w:spacing w:val="10"/>
-                <w:kern w:val="0"/>
-                <w:sz w:val="28"/>
-                <w:szCs w:val="28"/>
-              </w:rPr>
-              <w:t>月</w:t>
-            </w:r>
-            <w:r>
-              <w:rPr>
-                <w:rFonts w:ascii="標楷體" w:eastAsia="標楷體" w:hAnsi="標楷體" w:cs="Arial"/>
-                <w:spacing w:val="10"/>
-                <w:kern w:val="0"/>
-                <w:sz w:val="28"/>
-                <w:szCs w:val="28"/>
-              </w:rPr>
-              <w:t>台北市醫師公會「健康台灣深耕計畫」-臺北市慢性病防治全人健康智慧整合照護計畫</w:t>
-            </w:r>
-            <w:r>
-              <w:rPr>
-                <w:rFonts w:ascii="標楷體" w:eastAsia="標楷體" w:hAnsi="標楷體" w:cs="Arial" w:hint="eastAsia"/>
-                <w:spacing w:val="10"/>
-                <w:kern w:val="0"/>
-                <w:sz w:val="28"/>
-                <w:szCs w:val="28"/>
-              </w:rPr>
-              <w:t>新臺幣</w:t>
-            </w:r>
-            <w:r>
-              <w:rPr>
-                <w:rFonts w:ascii="標楷體" w:eastAsia="標楷體" w:hAnsi="標楷體" w:cs="Arial" w:hint="eastAsia"/>
-                <w:spacing w:val="10"/>
-                <w:kern w:val="0"/>
-                <w:sz w:val="28"/>
-                <w:szCs w:val="28"/>
-                <w:u w:val="single"/>
-              </w:rPr>
-              <w:t xml:space="preserve">     </w:t>
-            </w:r>
-            <w:r>
-              <w:rPr>
-                <w:rFonts w:ascii="標楷體" w:eastAsia="標楷體" w:hAnsi="標楷體" w:cs="Arial" w:hint="eastAsia"/>
-                <w:spacing w:val="10"/>
-                <w:kern w:val="0"/>
-                <w:sz w:val="28"/>
-                <w:szCs w:val="28"/>
-                <w:u w:val="single"/>
-              </w:rPr>
-              <w:t>122,400</w:t>
-            </w:r>
-            <w:r>
-              <w:rPr>
-                <w:rFonts w:ascii="標楷體" w:eastAsia="標楷體" w:hAnsi="標楷體" w:cs="Arial" w:hint="eastAsia"/>
-                <w:spacing w:val="10"/>
-                <w:kern w:val="0"/>
-                <w:sz w:val="28"/>
-                <w:szCs w:val="28"/>
-                <w:u w:val="single"/>
-              </w:rPr>
-              <w:t xml:space="preserve">        元整。</w:t>
-            </w:r>
-          </w:p>
-          <w:p>
-            <w:pPr>
-              <w:spacing w:line="320" w:lineRule="exact"/>
+              <w:spacing w:line="340" w:lineRule="exact"/>
               <w:ind w:leftChars="573" w:left="1375"/>
               <w:rPr>
                 <w:rFonts w:ascii="華康儷粗宋" w:eastAsia="標楷體"/>
@@ -952,26 +1470,47 @@
             </w:pPr>
             <w:r>
               <w:rPr>
-                <w:rFonts w:ascii="標楷體" w:eastAsia="標楷體" w:hAnsi="標楷體" w:cs="Arial" w:hint="eastAsia"/>
+                <w:rFonts w:ascii="標楷體" w:eastAsia="標楷體" w:hAnsi="標楷體"/>
+                <w:sz w:val="32"/>
+                <w:szCs w:val="32"/>
+              </w:rPr>
+              <w:t xml:space="preserve">                    </w:t>
+            </w:r>
+          </w:p>
+          <w:p>
+            <w:pPr>
+              <w:adjustRightInd w:val="0"/>
+              <w:snapToGrid w:val="0"/>
+              <w:spacing w:line="480" w:lineRule="exact"/>
+              <w:ind w:firstLineChars="1316" w:firstLine="4211"/>
+              <w:rPr>
+                <w:rFonts w:ascii="華康儷粗宋" w:eastAsia="標楷體"/>
+                <w:sz w:val="32"/>
+                <w:szCs w:val="32"/>
+              </w:rPr>
+            </w:pPr>
+            <w:r>
+              <w:rPr>
+                <w:rFonts w:ascii="標楷體" w:eastAsia="標楷體" w:hAnsi="標楷體"/>
                 <w:noProof/>
                 <w:spacing w:val="10"/>
                 <w:kern w:val="0"/>
-                <w:sz w:val="28"/>
-                <w:szCs w:val="28"/>
+                <w:sz w:val="32"/>
+                <w:szCs w:val="32"/>
               </w:rPr>
               <mc:AlternateContent>
                 <mc:Choice Requires="wps">
                   <w:drawing>
-                    <wp:anchor distT="0" distB="0" distL="114300" distR="114300" simplePos="0" relativeHeight="251658240" behindDoc="0" locked="0" layoutInCell="1" allowOverlap="1" wp14:anchorId="17251E2B" wp14:editId="56B9A29F">
+                    <wp:anchor distT="0" distB="0" distL="114300" distR="114300" simplePos="0" relativeHeight="251658240" behindDoc="0" locked="0" layoutInCell="1" allowOverlap="1" wp14:anchorId="17251E2B" wp14:editId="6D534C80">
                       <wp:simplePos x="0" y="0"/>
                       <wp:positionH relativeFrom="column">
-                        <wp:posOffset>337185</wp:posOffset>
+                        <wp:posOffset>690880</wp:posOffset>
                       </wp:positionH>
                       <wp:positionV relativeFrom="paragraph">
-                        <wp:posOffset>2793365</wp:posOffset>
+                        <wp:posOffset>239395</wp:posOffset>
                       </wp:positionV>
-                      <wp:extent cx="1984375" cy="2819901"/>
-                      <wp:effectExtent l="0" t="0" r="15875" b="19050"/>
+                      <wp:extent cx="1569493" cy="2047165"/>
+                      <wp:effectExtent l="0" t="0" r="12065" b="10795"/>
                       <wp:wrapNone/>
                       <wp:docPr id="1508536667" name="文字方塊 1"/>
                       <wp:cNvGraphicFramePr>
@@ -986,7 +1525,7 @@
                             <wps:spPr bwMode="auto">
                               <a:xfrm>
                                 <a:off x="0" y="0"/>
-                                <a:ext cx="1984375" cy="2819901"/>
+                                <a:ext cx="1569493" cy="2047165"/>
                               </a:xfrm>
                               <a:prstGeom prst="rect">
                                 <a:avLst/>
@@ -1037,15 +1576,7 @@
                                       <w:color w:val="999999"/>
                                       <w:sz w:val="36"/>
                                     </w:rPr>
-                                    <w:t>具領人</w:t>
-                                  </w:r>
-                                  <w:r>
-                                    <w:rPr>
-                                      <w:rFonts w:eastAsia="標楷體" w:hint="eastAsia"/>
-                                      <w:color w:val="999999"/>
-                                      <w:sz w:val="36"/>
-                                    </w:rPr>
-                                    <w:t>用印</w:t>
+                                    <w:t>具領人用印</w:t>
                                   </w:r>
                                 </w:p>
                               </w:txbxContent>
@@ -1071,7 +1602,7 @@
                       <v:stroke joinstyle="miter"/>
                       <v:path gradientshapeok="t" o:connecttype="rect"/>
                     </v:shapetype>
-                    <v:shape id="文字方塊 1" o:spid="_x0000_s1027" type="#_x0000_t202" style="position:absolute;left:0;text-align:left;margin-left:26.55pt;margin-top:219.95pt;width:156.25pt;height:222.05pt;z-index:251658240;visibility:visible;mso-wrap-style:square;mso-width-percent:0;mso-height-percent:0;mso-wrap-distance-left:9pt;mso-wrap-distance-top:0;mso-wrap-distance-right:9pt;mso-wrap-distance-bottom:0;mso-position-horizontal:absolute;mso-position-horizontal-relative:text;mso-position-vertical:absolute;mso-position-vertical-relative:text;mso-width-percent:0;mso-height-percent:0;mso-width-relative:page;mso-height-relative:page;v-text-anchor:top" o:gfxdata="UEsDBBQABgAIAAAAIQC2gziS/gAAAOEBAAATAAAAW0NvbnRlbnRfVHlwZXNdLnhtbJSRQU7DMBBF&#10;90jcwfIWJU67QAgl6YK0S0CoHGBkTxKLZGx5TGhvj5O2G0SRWNoz/78nu9wcxkFMGNg6quQqL6RA&#10;0s5Y6ir5vt9lD1JwBDIwOMJKHpHlpr69KfdHjyxSmriSfYz+USnWPY7AufNIadK6MEJMx9ApD/oD&#10;OlTrorhX2lFEilmcO2RdNtjC5xDF9pCuTyYBB5bi6bQ4syoJ3g9WQ0ymaiLzg5KdCXlKLjvcW893&#10;SUOqXwnz5DrgnHtJTxOsQfEKIT7DmDSUCaxw7Rqn8787ZsmRM9e2VmPeBN4uqYvTtW7jvijg9N/y&#10;JsXecLq0q+WD6m8AAAD//wMAUEsDBBQABgAIAAAAIQA4/SH/1gAAAJQBAAALAAAAX3JlbHMvLnJl&#10;bHOkkMFqwzAMhu+DvYPRfXGawxijTi+j0GvpHsDYimMaW0Yy2fr2M4PBMnrbUb/Q94l/f/hMi1qR&#10;JVI2sOt6UJgd+ZiDgffL8ekFlFSbvV0oo4EbChzGx4f9GRdb25HMsYhqlCwG5lrLq9biZkxWOiqY&#10;22YiTra2kYMu1l1tQD30/bPm3wwYN0x18gb45AdQl1tp5j/sFB2T0FQ7R0nTNEV3j6o9feQzro1i&#10;OWA14Fm+Q8a1a8+Bvu/d/dMb2JY5uiPbhG/ktn4cqGU/er3pcvwCAAD//wMAUEsDBBQABgAIAAAA&#10;IQBaTjLGGQIAADMEAAAOAAAAZHJzL2Uyb0RvYy54bWysU9tu2zAMfR+wfxD0vjjJkjUx4hRdugwD&#10;ugvQ7QNkWbaFyaJGKbG7rx8lp2nQbS/D/CCIJnVIHh5urofOsKNCr8EWfDaZcqashErbpuDfvu5f&#10;rTjzQdhKGLCq4A/K8+vtyxeb3uVqDi2YSiEjEOvz3hW8DcHlWeZlqzrhJ+CUJWcN2IlAJjZZhaIn&#10;9M5k8+n0TdYDVg5BKu/p7+3o5NuEX9dKhs917VVgpuBUW0gnprOMZ7bdiLxB4VotT2WIf6iiE9pS&#10;0jPUrQiCHVD/BtVpieChDhMJXQZ1raVKPVA3s+mzbu5b4VTqhcjx7kyT/3+w8tPx3n1BFoa3MNAA&#10;UxPe3YH87pmFXStso24QoW+VqCjxLFKW9c7np6eRap/7CFL2H6GiIYtDgAQ01NhFVqhPRug0gIcz&#10;6WoITMaU69Xi9dWSM0m++Wq2Xk/HHCJ/fO7Qh/cKOhYvBUeaaoIXxzsfYjkifwyJ2TwYXe21McnA&#10;ptwZZEdBCtinL3XwLMxY1hd8vZwvRwb+CjFN358gOh1IykZ3BV+dg0QeeXtnqyS0ILQZ71SysSci&#10;I3cji2EoB6arE8uR1xKqB2IWYVQubRpdWsCfnPWk2oL7HweBijPzwdJ01rPFIso8GYvl1ZwMvPSU&#10;lx5hJUEVPHA2XndhXI2DQ920lGnUg4UbmmitE9dPVZ3KJ2WmEZy2KEr/0k5RT7u+/QUAAP//AwBQ&#10;SwMEFAAGAAgAAAAhAI8YbtbgAAAACgEAAA8AAABkcnMvZG93bnJldi54bWxMj8FOwzAMQO9I/ENk&#10;JC6IpaNdaUvTCSGB4AbbBNes8dqKxClJ1pW/J5zgaPnp+blez0azCZ0fLAlYLhJgSK1VA3UCdtvH&#10;6wKYD5KU1JZQwDd6WDfnZ7WslD3RG06b0LEoIV9JAX0IY8W5b3s00i/siBR3B+uMDHF0HVdOnqLc&#10;aH6TJDk3cqB4oZcjPvTYfm6ORkCRPU8f/iV9fW/zgy7D1e309OWEuLyY7++ABZzDHwy/+TEdmti0&#10;t0dSnmkBq3QZSQFZWpbAIpDmqxzYPtqLLAHe1Pz/C80PAAAA//8DAFBLAQItABQABgAIAAAAIQC2&#10;gziS/gAAAOEBAAATAAAAAAAAAAAAAAAAAAAAAABbQ29udGVudF9UeXBlc10ueG1sUEsBAi0AFAAG&#10;AAgAAAAhADj9If/WAAAAlAEAAAsAAAAAAAAAAAAAAAAALwEAAF9yZWxzLy5yZWxzUEsBAi0AFAAG&#10;AAgAAAAhAFpOMsYZAgAAMwQAAA4AAAAAAAAAAAAAAAAALgIAAGRycy9lMm9Eb2MueG1sUEsBAi0A&#10;FAAGAAgAAAAhAI8YbtbgAAAACgEAAA8AAAAAAAAAAAAAAAAAcwQAAGRycy9kb3ducmV2LnhtbFBL&#10;BQYAAAAABAAEAPMAAACABQAAAAA=&#10;">
+                    <v:shape id="文字方塊 1" o:spid="_x0000_s1027" type="#_x0000_t202" style="position:absolute;left:0;text-align:left;margin-left:54.4pt;margin-top:18.85pt;width:123.6pt;height:161.2pt;z-index:251658240;visibility:visible;mso-wrap-style:square;mso-width-percent:0;mso-height-percent:0;mso-wrap-distance-left:9pt;mso-wrap-distance-top:0;mso-wrap-distance-right:9pt;mso-wrap-distance-bottom:0;mso-position-horizontal:absolute;mso-position-horizontal-relative:text;mso-position-vertical:absolute;mso-position-vertical-relative:text;mso-width-percent:0;mso-height-percent:0;mso-width-relative:page;mso-height-relative:page;v-text-anchor:top" o:gfxdata="UEsDBBQABgAIAAAAIQC2gziS/gAAAOEBAAATAAAAW0NvbnRlbnRfVHlwZXNdLnhtbJSRQU7DMBBF&#10;90jcwfIWJU67QAgl6YK0S0CoHGBkTxKLZGx5TGhvj5O2G0SRWNoz/78nu9wcxkFMGNg6quQqL6RA&#10;0s5Y6ir5vt9lD1JwBDIwOMJKHpHlpr69KfdHjyxSmriSfYz+USnWPY7AufNIadK6MEJMx9ApD/oD&#10;OlTrorhX2lFEilmcO2RdNtjC5xDF9pCuTyYBB5bi6bQ4syoJ3g9WQ0ymaiLzg5KdCXlKLjvcW893&#10;SUOqXwnz5DrgnHtJTxOsQfEKIT7DmDSUCaxw7Rqn8787ZsmRM9e2VmPeBN4uqYvTtW7jvijg9N/y&#10;JsXecLq0q+WD6m8AAAD//wMAUEsDBBQABgAIAAAAIQA4/SH/1gAAAJQBAAALAAAAX3JlbHMvLnJl&#10;bHOkkMFqwzAMhu+DvYPRfXGawxijTi+j0GvpHsDYimMaW0Yy2fr2M4PBMnrbUb/Q94l/f/hMi1qR&#10;JVI2sOt6UJgd+ZiDgffL8ekFlFSbvV0oo4EbChzGx4f9GRdb25HMsYhqlCwG5lrLq9biZkxWOiqY&#10;22YiTra2kYMu1l1tQD30/bPm3wwYN0x18gb45AdQl1tp5j/sFB2T0FQ7R0nTNEV3j6o9feQzro1i&#10;OWA14Fm+Q8a1a8+Bvu/d/dMb2JY5uiPbhG/ktn4cqGU/er3pcvwCAAD//wMAUEsDBBQABgAIAAAA&#10;IQCqJ01lGgIAADMEAAAOAAAAZHJzL2Uyb0RvYy54bWysU9tu2zAMfR+wfxD0vjjJkrQx4hRdugwD&#10;ugvQ7QMUWY6FyaJGKbGzry8lu2l2exnmB0E0qUPy8HB10zWGHRV6Dbbgk9GYM2UllNruC/71y/bV&#10;NWc+CFsKA1YV/KQ8v1m/fLFqXa6mUIMpFTICsT5vXcHrEFyeZV7WqhF+BE5ZclaAjQhk4j4rUbSE&#10;3phsOh4vshawdAhSeU9/73onXyf8qlIyfKoqrwIzBafaQjoxnbt4ZuuVyPcoXK3lUIb4hyoaoS0l&#10;PUPdiSDYAfVvUI2WCB6qMJLQZFBVWqrUA3UzGf/SzUMtnEq9EDnenWny/w9Wfjw+uM/IQvcGOhpg&#10;asK7e5DfPLOwqYXdq1tEaGslSko8iZRlrfP58DRS7XMfQXbtByhpyOIQIAF1FTaRFeqTEToN4HQm&#10;XXWByZhyvljOlq85k+SbjmdXk8U85RD503OHPrxT0LB4KTjSVBO8ON77EMsR+VNIzObB6HKrjUkG&#10;7ncbg+woSAHb9A3oP4UZy9qCL+fTec/AXyHG6fsTRKMDSdnopuDX5yCRR97e2jIJLQht+juVbOxA&#10;ZOSuZzF0u47pcmA58rqD8kTMIvTKpU2jSw34g7OWVFtw//0gUHFm3luaznIym0WZJ2M2v5qSgZee&#10;3aVHWElQBQ+c9ddN6Ffj4FDva8rU68HCLU200onr56qG8kmZaQTDFkXpX9op6nnX148AAAD//wMA&#10;UEsDBBQABgAIAAAAIQA/wxFE3wAAAAoBAAAPAAAAZHJzL2Rvd25yZXYueG1sTI/BTsMwEETvSPyD&#10;tUhcELVLIAkhToWQQHCDtoKrG7tJhL0OtpuGv2c5wW1HO5p5U69mZ9lkQhw8SlguBDCDrdcDdhK2&#10;m8fLElhMCrWyHo2EbxNh1Zye1KrS/ohvZlqnjlEIxkpJ6FMaK85j2xun4sKPBum398GpRDJ0XAd1&#10;pHBn+ZUQOXdqQGro1WgeetN+rg9OQnn9PH3El+z1vc339jZdFNPTV5Dy/Gy+vwOWzJz+zPCLT+jQ&#10;ENPOH1BHZkmLktCThKwogJEhu8lp3I6OXCyBNzX/P6H5AQAA//8DAFBLAQItABQABgAIAAAAIQC2&#10;gziS/gAAAOEBAAATAAAAAAAAAAAAAAAAAAAAAABbQ29udGVudF9UeXBlc10ueG1sUEsBAi0AFAAG&#10;AAgAAAAhADj9If/WAAAAlAEAAAsAAAAAAAAAAAAAAAAALwEAAF9yZWxzLy5yZWxzUEsBAi0AFAAG&#10;AAgAAAAhAKonTWUaAgAAMwQAAA4AAAAAAAAAAAAAAAAALgIAAGRycy9lMm9Eb2MueG1sUEsBAi0A&#10;FAAGAAgAAAAhAD/DEUTfAAAACgEAAA8AAAAAAAAAAAAAAAAAdAQAAGRycy9kb3ducmV2LnhtbFBL&#10;BQYAAAAABAAEAPMAAACABQAAAAA=&#10;">
                       <v:textbox>
                         <w:txbxContent>
                           <w:p>
@@ -1106,15 +1637,7 @@
                                 <w:color w:val="999999"/>
                                 <w:sz w:val="36"/>
                               </w:rPr>
-                              <w:t>具領人</w:t>
-                            </w:r>
-                            <w:r>
-                              <w:rPr>
-                                <w:rFonts w:eastAsia="標楷體" w:hint="eastAsia"/>
-                                <w:color w:val="999999"/>
-                                <w:sz w:val="36"/>
-                              </w:rPr>
-                              <w:t>用印</w:t>
+                              <w:t>具領人用印</w:t>
                             </w:r>
                           </w:p>
                         </w:txbxContent>
@@ -1126,17 +1649,164 @@
             </w:r>
             <w:r>
               <w:rPr>
-                <w:rFonts w:ascii="華康儷粗宋" w:eastAsia="標楷體" w:hint="eastAsia"/>
-                <w:sz w:val="28"/>
-                <w:szCs w:val="28"/>
-              </w:rPr>
-              <w:t xml:space="preserve">                    </w:t>
-            </w:r>
-          </w:p>
-          <w:p>
-            <w:pPr>
+                <w:rFonts w:ascii="標楷體" w:eastAsia="標楷體" w:hAnsi="標楷體"/>
+                <w:sz w:val="32"/>
+                <w:szCs w:val="32"/>
+              </w:rPr>
+              <w:t>具領人：蔡秉勳</w:t>
+            </w:r>
+          </w:p>
+          <w:p>
+            <w:pPr>
+              <w:adjustRightInd w:val="0"/>
+              <w:snapToGrid w:val="0"/>
               <w:spacing w:line="480" w:lineRule="exact"/>
-              <w:ind w:leftChars="1635" w:left="3924"/>
+              <w:ind w:firstLineChars="1316" w:firstLine="4211"/>
+              <w:rPr>
+                <w:rFonts w:ascii="華康儷粗宋" w:eastAsia="標楷體"/>
+                <w:sz w:val="32"/>
+                <w:szCs w:val="32"/>
+              </w:rPr>
+            </w:pPr>
+            <w:r>
+              <w:rPr>
+                <w:rFonts w:ascii="標楷體" w:eastAsia="標楷體" w:hAnsi="標楷體"/>
+                <w:sz w:val="32"/>
+                <w:szCs w:val="32"/>
+              </w:rPr>
+              <w:t>身分證字號：A123456789</w:t>
+            </w:r>
+          </w:p>
+          <w:p>
+            <w:pPr>
+              <w:adjustRightInd w:val="0"/>
+              <w:snapToGrid w:val="0"/>
+              <w:spacing w:line="480" w:lineRule="exact"/>
+              <w:ind w:firstLineChars="1316" w:firstLine="4211"/>
+              <w:rPr>
+                <w:rFonts w:ascii="華康儷粗宋" w:eastAsia="標楷體"/>
+                <w:sz w:val="32"/>
+                <w:szCs w:val="32"/>
+              </w:rPr>
+            </w:pPr>
+            <w:r>
+              <w:rPr>
+                <w:rFonts w:ascii="標楷體" w:eastAsia="標楷體" w:hAnsi="標楷體"/>
+                <w:sz w:val="32"/>
+                <w:szCs w:val="32"/>
+              </w:rPr>
+              <w:t>戶籍地址：台北市XX區YY路1號</w:t>
+            </w:r>
+          </w:p>
+          <w:p>
+            <w:pPr>
+              <w:adjustRightInd w:val="0"/>
+              <w:snapToGrid w:val="0"/>
+              <w:spacing w:line="480" w:lineRule="exact"/>
+              <w:ind w:firstLineChars="1316" w:firstLine="4211"/>
+              <w:rPr>
+                <w:rFonts w:ascii="華康儷粗宋" w:eastAsia="標楷體"/>
+                <w:sz w:val="32"/>
+                <w:szCs w:val="32"/>
+              </w:rPr>
+            </w:pPr>
+            <w:r>
+              <w:rPr>
+                <w:rFonts w:ascii="標楷體" w:eastAsia="標楷體" w:hAnsi="標楷體"/>
+                <w:sz w:val="32"/>
+                <w:szCs w:val="32"/>
+              </w:rPr>
+              <w:t>聯絡電話：0912345678</w:t>
+            </w:r>
+          </w:p>
+          <w:p>
+            <w:pPr>
+              <w:adjustRightInd w:val="0"/>
+              <w:snapToGrid w:val="0"/>
+              <w:spacing w:line="480" w:lineRule="exact"/>
+              <w:ind w:firstLineChars="1316" w:firstLine="4211"/>
+              <w:rPr>
+                <w:rFonts w:ascii="華康儷粗宋" w:eastAsia="標楷體"/>
+                <w:sz w:val="32"/>
+                <w:szCs w:val="32"/>
+              </w:rPr>
+            </w:pPr>
+            <w:r>
+              <w:rPr>
+                <w:rFonts w:ascii="標楷體" w:eastAsia="標楷體" w:hAnsi="標楷體"/>
+                <w:sz w:val="32"/>
+                <w:szCs w:val="32"/>
+              </w:rPr>
+              <w:t>戶名：蔡秉勳</w:t>
+            </w:r>
+          </w:p>
+          <w:p>
+            <w:pPr>
+              <w:adjustRightInd w:val="0"/>
+              <w:snapToGrid w:val="0"/>
+              <w:spacing w:line="480" w:lineRule="exact"/>
+              <w:ind w:firstLineChars="1316" w:firstLine="4211"/>
+              <w:rPr>
+                <w:rFonts w:ascii="華康儷粗宋" w:eastAsia="標楷體"/>
+                <w:sz w:val="32"/>
+                <w:szCs w:val="32"/>
+              </w:rPr>
+            </w:pPr>
+            <w:r>
+              <w:rPr>
+                <w:rFonts w:ascii="標楷體" w:eastAsia="標楷體" w:hAnsi="標楷體"/>
+                <w:sz w:val="32"/>
+                <w:szCs w:val="32"/>
+              </w:rPr>
+              <w:t>銀行及分行：玉山銀行 台北分行</w:t>
+            </w:r>
+          </w:p>
+          <w:p>
+            <w:pPr>
+              <w:adjustRightInd w:val="0"/>
+              <w:snapToGrid w:val="0"/>
+              <w:spacing w:line="480" w:lineRule="exact"/>
+              <w:ind w:firstLineChars="1316" w:firstLine="4211"/>
+              <w:rPr>
+                <w:rFonts w:ascii="華康儷粗宋" w:eastAsia="標楷體"/>
+                <w:sz w:val="32"/>
+                <w:szCs w:val="32"/>
+              </w:rPr>
+            </w:pPr>
+            <w:r>
+              <w:rPr>
+                <w:rFonts w:ascii="標楷體" w:eastAsia="標楷體" w:hAnsi="標楷體"/>
+                <w:sz w:val="32"/>
+                <w:szCs w:val="32"/>
+              </w:rPr>
+              <w:t>銀行代碼：808</w:t>
+            </w:r>
+          </w:p>
+          <w:p>
+            <w:pPr>
+              <w:adjustRightInd w:val="0"/>
+              <w:snapToGrid w:val="0"/>
+              <w:spacing w:line="480" w:lineRule="exact"/>
+              <w:ind w:firstLineChars="1316" w:firstLine="4211"/>
+              <w:rPr>
+                <w:rFonts w:ascii="華康儷粗宋" w:eastAsia="標楷體"/>
+                <w:sz w:val="32"/>
+                <w:szCs w:val="32"/>
+              </w:rPr>
+            </w:pPr>
+            <w:r>
+              <w:rPr>
+                <w:rFonts w:ascii="標楷體" w:eastAsia="標楷體" w:hAnsi="標楷體"/>
+                <w:sz w:val="32"/>
+                <w:szCs w:val="32"/>
+              </w:rPr>
+              <w:t>帳號：1234567890</w:t>
+            </w:r>
+          </w:p>
+          <w:p>
+            <w:pPr>
+              <w:spacing w:line="480" w:lineRule="exact"/>
+              <w:ind w:leftChars="453" w:left="1087" w:firstLineChars="1421" w:firstLine="3129"/>
               <w:rPr>
                 <w:rFonts w:ascii="華康儷粗宋" w:eastAsia="標楷體"/>
                 <w:sz w:val="28"/>
@@ -1145,322 +1815,40 @@
             </w:pPr>
             <w:r>
               <w:rPr>
-                <w:rFonts w:ascii="華康儷粗宋" w:eastAsia="標楷體" w:hint="eastAsia"/>
-                <w:sz w:val="28"/>
-                <w:szCs w:val="28"/>
-              </w:rPr>
-              <w:t>具領人：</w:t>
-            </w:r>
-            <w:r>
-              <w:rPr>
-                <w:rFonts w:ascii="華康儷粗宋" w:eastAsia="標楷體" w:hint="eastAsia"/>
-                <w:sz w:val="28"/>
-                <w:szCs w:val="28"/>
-              </w:rPr>
-              <w:t>蔡秉勳</w:t>
-            </w:r>
-          </w:p>
-          <w:p>
-            <w:pPr>
-              <w:spacing w:line="480" w:lineRule="exact"/>
-              <w:ind w:leftChars="453" w:left="1087"/>
-              <w:rPr>
-                <w:rFonts w:ascii="華康儷粗宋" w:eastAsia="標楷體"/>
-                <w:sz w:val="28"/>
-                <w:szCs w:val="28"/>
-              </w:rPr>
-            </w:pPr>
-            <w:r>
-              <w:rPr>
-                <w:rFonts w:ascii="華康儷粗宋" w:eastAsia="標楷體" w:hint="eastAsia"/>
-                <w:sz w:val="28"/>
-                <w:szCs w:val="28"/>
-              </w:rPr>
-              <w:t xml:space="preserve">                    </w:t>
-            </w:r>
-            <w:r>
-              <w:rPr>
-                <w:rFonts w:ascii="華康儷粗宋" w:eastAsia="標楷體" w:hint="eastAsia"/>
-                <w:sz w:val="28"/>
-                <w:szCs w:val="28"/>
-              </w:rPr>
-              <w:t>身分證字號：</w:t>
-            </w:r>
-          </w:p>
-          <w:p>
-            <w:pPr>
-              <w:spacing w:line="480" w:lineRule="exact"/>
-              <w:ind w:leftChars="453" w:left="1087"/>
-              <w:rPr>
-                <w:rFonts w:ascii="華康儷粗宋" w:eastAsia="標楷體"/>
-                <w:sz w:val="28"/>
-                <w:szCs w:val="28"/>
-              </w:rPr>
-            </w:pPr>
-            <w:r>
-              <w:rPr>
-                <w:rFonts w:ascii="華康儷粗宋" w:eastAsia="標楷體" w:hint="eastAsia"/>
-                <w:sz w:val="28"/>
-                <w:szCs w:val="28"/>
-              </w:rPr>
-              <w:t xml:space="preserve">                    </w:t>
-            </w:r>
-            <w:r>
-              <w:rPr>
-                <w:rFonts w:ascii="華康儷粗宋" w:eastAsia="標楷體" w:hint="eastAsia"/>
-                <w:sz w:val="28"/>
-                <w:szCs w:val="28"/>
-              </w:rPr>
-              <w:t>戶籍地址：</w:t>
-            </w:r>
-            <w:r>
-              <w:rPr>
-                <w:rFonts w:ascii="華康儷粗宋" w:eastAsia="標楷體" w:hint="eastAsia"/>
-                <w:sz w:val="28"/>
-                <w:szCs w:val="28"/>
-              </w:rPr>
-              <w:t xml:space="preserve"> </w:t>
-            </w:r>
-          </w:p>
-          <w:p>
-            <w:pPr>
-              <w:spacing w:line="480" w:lineRule="exact"/>
-              <w:ind w:leftChars="453" w:left="1087"/>
-              <w:rPr>
-                <w:rFonts w:ascii="華康儷粗宋" w:eastAsia="標楷體"/>
-                <w:sz w:val="28"/>
-                <w:szCs w:val="28"/>
-              </w:rPr>
-            </w:pPr>
-            <w:r>
-              <w:rPr>
-                <w:rFonts w:ascii="華康儷粗宋" w:eastAsia="標楷體" w:hint="eastAsia"/>
-                <w:sz w:val="28"/>
-                <w:szCs w:val="28"/>
-              </w:rPr>
-              <w:t xml:space="preserve">                    </w:t>
-            </w:r>
-            <w:r>
-              <w:rPr>
-                <w:rFonts w:ascii="華康儷粗宋" w:eastAsia="標楷體" w:hint="eastAsia"/>
-                <w:sz w:val="28"/>
-                <w:szCs w:val="28"/>
-              </w:rPr>
-              <w:t>聯絡電話：</w:t>
-            </w:r>
-          </w:p>
-          <w:p>
-            <w:pPr>
-              <w:spacing w:line="480" w:lineRule="exact"/>
-              <w:ind w:leftChars="453" w:left="1087" w:firstLineChars="1000" w:firstLine="2800"/>
-              <w:rPr>
-                <w:rFonts w:ascii="華康儷粗宋" w:eastAsia="標楷體"/>
-                <w:sz w:val="28"/>
-                <w:szCs w:val="28"/>
-              </w:rPr>
-            </w:pPr>
-            <w:r>
-              <w:rPr>
-                <w:rFonts w:ascii="華康儷粗宋" w:eastAsia="標楷體" w:hint="eastAsia"/>
-                <w:sz w:val="28"/>
-                <w:szCs w:val="28"/>
-              </w:rPr>
-              <w:t>戶名：</w:t>
-            </w:r>
-            <w:r>
-              <w:rPr>
-                <w:rFonts w:ascii="華康儷粗宋" w:eastAsia="標楷體" w:hint="eastAsia"/>
-                <w:sz w:val="28"/>
-                <w:szCs w:val="28"/>
-              </w:rPr>
-              <w:t xml:space="preserve"> </w:t>
-            </w:r>
-          </w:p>
-          <w:p>
-            <w:pPr>
-              <w:spacing w:line="480" w:lineRule="exact"/>
-              <w:ind w:leftChars="453" w:left="1087" w:firstLineChars="1000" w:firstLine="2800"/>
-              <w:rPr>
-                <w:rFonts w:ascii="華康儷粗宋" w:eastAsia="標楷體"/>
-                <w:sz w:val="28"/>
-                <w:szCs w:val="28"/>
-              </w:rPr>
-            </w:pPr>
-            <w:r>
-              <w:rPr>
-                <w:rFonts w:ascii="華康儷粗宋" w:eastAsia="標楷體" w:hint="eastAsia"/>
-                <w:sz w:val="28"/>
-                <w:szCs w:val="28"/>
-              </w:rPr>
-              <w:t>銀行及分行：</w:t>
-            </w:r>
-          </w:p>
-          <w:p>
-            <w:pPr>
-              <w:spacing w:line="480" w:lineRule="exact"/>
-              <w:ind w:leftChars="453" w:left="1087" w:firstLineChars="1000" w:firstLine="2800"/>
-              <w:rPr>
-                <w:rFonts w:ascii="華康儷粗宋" w:eastAsia="標楷體"/>
-                <w:sz w:val="28"/>
-                <w:szCs w:val="28"/>
-              </w:rPr>
-            </w:pPr>
-            <w:r>
-              <w:rPr>
-                <w:rFonts w:ascii="華康儷粗宋" w:eastAsia="標楷體" w:hint="eastAsia"/>
-                <w:sz w:val="28"/>
-                <w:szCs w:val="28"/>
-              </w:rPr>
-              <w:t>銀行代碼：</w:t>
-            </w:r>
-          </w:p>
-          <w:p>
-            <w:pPr>
-              <w:spacing w:line="480" w:lineRule="exact"/>
-              <w:ind w:leftChars="453" w:left="1087" w:firstLineChars="1000" w:firstLine="2800"/>
-              <w:rPr>
-                <w:rFonts w:ascii="華康儷粗宋" w:eastAsia="標楷體"/>
-                <w:sz w:val="28"/>
-                <w:szCs w:val="28"/>
-              </w:rPr>
-            </w:pPr>
-            <w:r>
-              <w:rPr>
-                <w:rFonts w:ascii="華康儷粗宋" w:eastAsia="標楷體" w:hint="eastAsia"/>
-                <w:sz w:val="28"/>
-                <w:szCs w:val="28"/>
-              </w:rPr>
-              <w:t>帳號：</w:t>
-            </w:r>
-          </w:p>
-          <w:p>
-            <w:pPr>
-              <w:spacing w:line="480" w:lineRule="exact"/>
-              <w:ind w:leftChars="453" w:left="1087"/>
-              <w:rPr>
-                <w:rFonts w:ascii="華康儷粗宋" w:eastAsia="標楷體"/>
-                <w:sz w:val="28"/>
-                <w:szCs w:val="28"/>
-              </w:rPr>
-            </w:pPr>
-            <w:r>
-              <w:rPr>
-                <w:rFonts w:ascii="華康儷粗宋" w:eastAsia="標楷體" w:hint="eastAsia"/>
-                <w:sz w:val="28"/>
-                <w:szCs w:val="28"/>
-              </w:rPr>
-              <w:t xml:space="preserve">                 </w:t>
-            </w:r>
-            <w:r>
-              <w:rPr>
-                <w:rFonts w:ascii="華康儷粗宋" w:eastAsia="標楷體" w:hint="eastAsia"/>
-                <w:sz w:val="28"/>
-                <w:szCs w:val="28"/>
-              </w:rPr>
-              <w:t xml:space="preserve">  </w:t>
-            </w:r>
-            <w:r>
-              <w:rPr>
-                <w:rFonts w:ascii="華康儷粗宋" w:eastAsia="標楷體" w:hint="eastAsia"/>
-                <w:sz w:val="28"/>
-                <w:szCs w:val="28"/>
-              </w:rPr>
-              <w:t xml:space="preserve"> (</w:t>
-            </w:r>
-            <w:r>
-              <w:rPr>
-                <w:rFonts w:ascii="華康儷粗宋" w:eastAsia="標楷體" w:hint="eastAsia"/>
+                <w:rFonts w:ascii="標楷體" w:eastAsia="標楷體" w:hAnsi="標楷體"/>
                 <w:b/>
-                <w:sz w:val="28"/>
-                <w:szCs w:val="28"/>
-              </w:rPr>
-              <w:t>請檢附帳戶存摺影本</w:t>
-            </w:r>
-            <w:r>
-              <w:rPr>
-                <w:rFonts w:ascii="華康儷粗宋" w:eastAsia="標楷體" w:hint="eastAsia"/>
-                <w:sz w:val="28"/>
-                <w:szCs w:val="28"/>
-              </w:rPr>
-              <w:t>)</w:t>
-            </w:r>
-          </w:p>
-          <w:p>
-            <w:pPr>
-              <w:widowControl/>
-              <w:spacing w:after="240" w:line="293" w:lineRule="atLeast"/>
-              <w:rPr>
-                <w:rFonts w:ascii="標楷體" w:eastAsia="標楷體" w:hAnsi="標楷體" w:cs="Arial"/>
-                <w:spacing w:val="10"/>
-                <w:kern w:val="0"/>
-                <w:sz w:val="28"/>
-                <w:szCs w:val="28"/>
-                <w:u w:val="single"/>
-              </w:rPr>
-            </w:pPr>
+                <w:bCs/>
+                <w:sz w:val="22"/>
+              </w:rPr>
+              <w:t>(請檢附帳戶存摺影本)</w:t>
+            </w:r>
           </w:p>
         </w:tc>
       </w:tr>
     </w:tbl>
     <w:p>
       <w:pPr>
-        <w:spacing w:beforeLines="100" w:before="360"/>
+        <w:spacing w:line="380" w:lineRule="exact"/>
+        <w:jc w:val="distribute"/>
+        <w:rPr>
+          <w:rFonts w:ascii="標楷體" w:eastAsia="標楷體" w:hAnsi="標楷體"/>
+          <w:sz w:val="32"/>
+          <w:szCs w:val="32"/>
+        </w:rPr>
+      </w:pPr>
+    </w:p>
+    <w:p>
+      <w:pPr>
+        <w:spacing w:line="380" w:lineRule="exact"/>
+        <w:jc w:val="distribute"/>
       </w:pPr>
       <w:r>
         <w:rPr>
-          <w:rFonts w:ascii="華康儷粗宋" w:eastAsia="標楷體" w:hint="eastAsia"/>
-          <w:sz w:val="40"/>
+          <w:rFonts w:ascii="標楷體" w:eastAsia="標楷體" w:hAnsi="標楷體"/>
+          <w:sz w:val="32"/>
+          <w:szCs w:val="32"/>
         </w:rPr>
-        <w:t>中華民國</w:t>
-      </w:r>
-      <w:r>
-        <w:rPr>
-          <w:rFonts w:ascii="華康儷粗宋" w:eastAsia="標楷體" w:hint="eastAsia"/>
-          <w:sz w:val="40"/>
-        </w:rPr>
-        <w:t xml:space="preserve">           </w:t>
-      </w:r>
-      <w:r>
-        <w:rPr>
-          <w:rFonts w:ascii="華康儷粗宋" w:eastAsia="標楷體" w:hint="eastAsia"/>
-          <w:sz w:val="40"/>
-        </w:rPr>
-        <w:t>年</w:t>
-      </w:r>
-      <w:r>
-        <w:rPr>
-          <w:rFonts w:ascii="華康儷粗宋" w:eastAsia="標楷體" w:hint="eastAsia"/>
-          <w:sz w:val="40"/>
-        </w:rPr>
-        <w:t xml:space="preserve">         </w:t>
-      </w:r>
-      <w:r>
-        <w:rPr>
-          <w:rFonts w:ascii="華康儷粗宋" w:eastAsia="標楷體" w:hint="eastAsia"/>
-          <w:sz w:val="40"/>
-        </w:rPr>
-        <w:t>月</w:t>
-      </w:r>
-      <w:r>
-        <w:rPr>
-          <w:rFonts w:ascii="華康儷粗宋" w:eastAsia="標楷體" w:hint="eastAsia"/>
-          <w:sz w:val="40"/>
-        </w:rPr>
-        <w:t xml:space="preserve">          </w:t>
-      </w:r>
-      <w:r>
-        <w:rPr>
-          <w:rFonts w:ascii="華康儷粗宋" w:eastAsia="標楷體" w:hint="eastAsia"/>
-          <w:sz w:val="40"/>
-        </w:rPr>
-        <w:t>日</w:t>
-      </w:r>
-      <w:r>
-        <w:rPr>
-          <w:rFonts w:ascii="華康儷粗宋" w:eastAsia="標楷體" w:hint="eastAsia"/>
-          <w:sz w:val="40"/>
-        </w:rPr>
-        <w:t xml:space="preserve"> </w:t>
+        <w:t xml:space="preserve">中華民國           年         月          日 </w:t>
       </w:r>
     </w:p>
     <w:sectPr>
@@ -1474,7 +1862,7 @@
 </file>
 
 <file path=word/endnotes.xml><?xml version="1.0" encoding="utf-8"?>
-<w:endnotes xmlns:wpc="http://schemas.microsoft.com/office/word/2010/wordprocessingCanvas" xmlns:cx="http://schemas.microsoft.com/office/drawing/2014/chartex" xmlns:cx1="http://schemas.microsoft.com/office/drawing/2015/9/8/chartex" xmlns:cx2="http://schemas.microsoft.com/office/drawing/2015/10/21/chartex" xmlns:cx3="http://schemas.microsoft.com/office/drawing/2016/5/9/chartex" xmlns:cx4="http://schemas.microsoft.com/office/drawing/2016/5/10/chartex" xmlns:cx5="http://schemas.microsoft.com/office/drawing/2016/5/11/chartex" xmlns:cx6="http://schemas.microsoft.com/office/drawing/2016/5/12/chartex" xmlns:cx7="http://schemas.microsoft.com/office/drawing/2016/5/13/chartex" xmlns:cx8="http://schemas.microsoft.com/office/drawing/2016/5/14/chartex" xmlns:mc="http://schemas.openxmlformats.org/markup-compatibility/2006" xmlns:aink="http://schemas.microsoft.com/office/drawing/2016/ink" xmlns:am3d="http://schemas.microsoft.com/office/drawing/2017/model3d" xmlns:o="urn:schemas-microsoft-com:office:office" xmlns:oel="http://schemas.microsoft.com/office/2019/extlst" xmlns:r="http://schemas.openxmlformats.org/officeDocument/2006/relationships" xmlns:m="http://schemas.openxmlformats.org/officeDocument/2006/math" xmlns:v="urn:schemas-microsoft-com:vml" xmlns:wp14="http://schemas.microsoft.com/office/word/2010/wordprocessingDrawing" xmlns:wp="http://schemas.openxmlformats.org/drawingml/2006/wordprocessingDrawing" xmlns:w10="urn:schemas-microsoft-com:office:word" xmlns:w="http://schemas.openxmlformats.org/wordprocessingml/2006/main" xmlns:w14="http://schemas.microsoft.com/office/word/2010/wordml" xmlns:w15="http://schemas.microsoft.com/office/word/2012/wordml" xmlns:w16cex="http://schemas.microsoft.com/office/word/2018/wordml/cex" xmlns:w16cid="http://schemas.microsoft.com/office/word/2016/wordml/cid" xmlns:w16="http://schemas.microsoft.com/office/word/2018/wordml" xmlns:w16sdtdh="http://schemas.microsoft.com/office/word/2020/wordml/sdtdatahash" xmlns:w16se="http://schemas.microsoft.com/office/word/2015/wordml/symex" xmlns:wpg="http://schemas.microsoft.com/office/word/2010/wordprocessingGroup" xmlns:wpi="http://schemas.microsoft.com/office/word/2010/wordprocessingInk" xmlns:wne="http://schemas.microsoft.com/office/word/2006/wordml" xmlns:wps="http://schemas.microsoft.com/office/word/2010/wordprocessingShape" mc:Ignorable="w14 w15 w16se w16cid w16 w16cex w16sdtdh wp14">
+<w:endnotes xmlns:wpc="http://schemas.microsoft.com/office/word/2010/wordprocessingCanvas" xmlns:cx="http://schemas.microsoft.com/office/drawing/2014/chartex" xmlns:cx1="http://schemas.microsoft.com/office/drawing/2015/9/8/chartex" xmlns:cx2="http://schemas.microsoft.com/office/drawing/2015/10/21/chartex" xmlns:cx3="http://schemas.microsoft.com/office/drawing/2016/5/9/chartex" xmlns:cx4="http://schemas.microsoft.com/office/drawing/2016/5/10/chartex" xmlns:cx5="http://schemas.microsoft.com/office/drawing/2016/5/11/chartex" xmlns:cx6="http://schemas.microsoft.com/office/drawing/2016/5/12/chartex" xmlns:cx7="http://schemas.microsoft.com/office/drawing/2016/5/13/chartex" xmlns:cx8="http://schemas.microsoft.com/office/drawing/2016/5/14/chartex" xmlns:mc="http://schemas.openxmlformats.org/markup-compatibility/2006" xmlns:aink="http://schemas.microsoft.com/office/drawing/2016/ink" xmlns:am3d="http://schemas.microsoft.com/office/drawing/2017/model3d" xmlns:o="urn:schemas-microsoft-com:office:office" xmlns:oel="http://schemas.microsoft.com/office/2019/extlst" xmlns:r="http://schemas.openxmlformats.org/officeDocument/2006/relationships" xmlns:m="http://schemas.openxmlformats.org/officeDocument/2006/math" xmlns:v="urn:schemas-microsoft-com:vml" xmlns:wp14="http://schemas.microsoft.com/office/word/2010/wordprocessingDrawing" xmlns:wp="http://schemas.openxmlformats.org/drawingml/2006/wordprocessingDrawing" xmlns:w10="urn:schemas-microsoft-com:office:word" xmlns:w="http://schemas.openxmlformats.org/wordprocessingml/2006/main" xmlns:w14="http://schemas.microsoft.com/office/word/2010/wordml" xmlns:w15="http://schemas.microsoft.com/office/word/2012/wordml" xmlns:w16cex="http://schemas.microsoft.com/office/word/2018/wordml/cex" xmlns:w16cid="http://schemas.microsoft.com/office/word/2016/wordml/cid" xmlns:w16="http://schemas.microsoft.com/office/word/2018/wordml" xmlns:w16du="http://schemas.microsoft.com/office/word/2023/wordml/word16du" xmlns:w16sdtdh="http://schemas.microsoft.com/office/word/2020/wordml/sdtdatahash" xmlns:w16sdtfl="http://schemas.microsoft.com/office/word/2024/wordml/sdtformatlock" xmlns:w16se="http://schemas.microsoft.com/office/word/2015/wordml/symex" xmlns:wpg="http://schemas.microsoft.com/office/word/2010/wordprocessingGroup" xmlns:wpi="http://schemas.microsoft.com/office/word/2010/wordprocessingInk" xmlns:wne="http://schemas.microsoft.com/office/word/2006/wordml" xmlns:wps="http://schemas.microsoft.com/office/word/2010/wordprocessingShape" mc:Ignorable="w14 w15 w16se w16cid w16 w16cex w16sdtdh w16sdtfl w16du wp14">
   <w:endnote w:type="separator" w:id="-1">
     <w:p>
       <w:r>
@@ -1493,7 +1881,7 @@
 </file>
 
 <file path=word/footnotes.xml><?xml version="1.0" encoding="utf-8"?>
-<w:footnotes xmlns:wpc="http://schemas.microsoft.com/office/word/2010/wordprocessingCanvas" xmlns:cx="http://schemas.microsoft.com/office/drawing/2014/chartex" xmlns:cx1="http://schemas.microsoft.com/office/drawing/2015/9/8/chartex" xmlns:cx2="http://schemas.microsoft.com/office/drawing/2015/10/21/chartex" xmlns:cx3="http://schemas.microsoft.com/office/drawing/2016/5/9/chartex" xmlns:cx4="http://schemas.microsoft.com/office/drawing/2016/5/10/chartex" xmlns:cx5="http://schemas.microsoft.com/office/drawing/2016/5/11/chartex" xmlns:cx6="http://schemas.microsoft.com/office/drawing/2016/5/12/chartex" xmlns:cx7="http://schemas.microsoft.com/office/drawing/2016/5/13/chartex" xmlns:cx8="http://schemas.microsoft.com/office/drawing/2016/5/14/chartex" xmlns:mc="http://schemas.openxmlformats.org/markup-compatibility/2006" xmlns:aink="http://schemas.microsoft.com/office/drawing/2016/ink" xmlns:am3d="http://schemas.microsoft.com/office/drawing/2017/model3d" xmlns:o="urn:schemas-microsoft-com:office:office" xmlns:oel="http://schemas.microsoft.com/office/2019/extlst" xmlns:r="http://schemas.openxmlformats.org/officeDocument/2006/relationships" xmlns:m="http://schemas.openxmlformats.org/officeDocument/2006/math" xmlns:v="urn:schemas-microsoft-com:vml" xmlns:wp14="http://schemas.microsoft.com/office/word/2010/wordprocessingDrawing" xmlns:wp="http://schemas.openxmlformats.org/drawingml/2006/wordprocessingDrawing" xmlns:w10="urn:schemas-microsoft-com:office:word" xmlns:w="http://schemas.openxmlformats.org/wordprocessingml/2006/main" xmlns:w14="http://schemas.microsoft.com/office/word/2010/wordml" xmlns:w15="http://schemas.microsoft.com/office/word/2012/wordml" xmlns:w16cex="http://schemas.microsoft.com/office/word/2018/wordml/cex" xmlns:w16cid="http://schemas.microsoft.com/office/word/2016/wordml/cid" xmlns:w16="http://schemas.microsoft.com/office/word/2018/wordml" xmlns:w16sdtdh="http://schemas.microsoft.com/office/word/2020/wordml/sdtdatahash" xmlns:w16se="http://schemas.microsoft.com/office/word/2015/wordml/symex" xmlns:wpg="http://schemas.microsoft.com/office/word/2010/wordprocessingGroup" xmlns:wpi="http://schemas.microsoft.com/office/word/2010/wordprocessingInk" xmlns:wne="http://schemas.microsoft.com/office/word/2006/wordml" xmlns:wps="http://schemas.microsoft.com/office/word/2010/wordprocessingShape" mc:Ignorable="w14 w15 w16se w16cid w16 w16cex w16sdtdh wp14">
+<w:footnotes xmlns:wpc="http://schemas.microsoft.com/office/word/2010/wordprocessingCanvas" xmlns:cx="http://schemas.microsoft.com/office/drawing/2014/chartex" xmlns:cx1="http://schemas.microsoft.com/office/drawing/2015/9/8/chartex" xmlns:cx2="http://schemas.microsoft.com/office/drawing/2015/10/21/chartex" xmlns:cx3="http://schemas.microsoft.com/office/drawing/2016/5/9/chartex" xmlns:cx4="http://schemas.microsoft.com/office/drawing/2016/5/10/chartex" xmlns:cx5="http://schemas.microsoft.com/office/drawing/2016/5/11/chartex" xmlns:cx6="http://schemas.microsoft.com/office/drawing/2016/5/12/chartex" xmlns:cx7="http://schemas.microsoft.com/office/drawing/2016/5/13/chartex" xmlns:cx8="http://schemas.microsoft.com/office/drawing/2016/5/14/chartex" xmlns:mc="http://schemas.openxmlformats.org/markup-compatibility/2006" xmlns:aink="http://schemas.microsoft.com/office/drawing/2016/ink" xmlns:am3d="http://schemas.microsoft.com/office/drawing/2017/model3d" xmlns:o="urn:schemas-microsoft-com:office:office" xmlns:oel="http://schemas.microsoft.com/office/2019/extlst" xmlns:r="http://schemas.openxmlformats.org/officeDocument/2006/relationships" xmlns:m="http://schemas.openxmlformats.org/officeDocument/2006/math" xmlns:v="urn:schemas-microsoft-com:vml" xmlns:wp14="http://schemas.microsoft.com/office/word/2010/wordprocessingDrawing" xmlns:wp="http://schemas.openxmlformats.org/drawingml/2006/wordprocessingDrawing" xmlns:w10="urn:schemas-microsoft-com:office:word" xmlns:w="http://schemas.openxmlformats.org/wordprocessingml/2006/main" xmlns:w14="http://schemas.microsoft.com/office/word/2010/wordml" xmlns:w15="http://schemas.microsoft.com/office/word/2012/wordml" xmlns:w16cex="http://schemas.microsoft.com/office/word/2018/wordml/cex" xmlns:w16cid="http://schemas.microsoft.com/office/word/2016/wordml/cid" xmlns:w16="http://schemas.microsoft.com/office/word/2018/wordml" xmlns:w16du="http://schemas.microsoft.com/office/word/2023/wordml/word16du" xmlns:w16sdtdh="http://schemas.microsoft.com/office/word/2020/wordml/sdtdatahash" xmlns:w16sdtfl="http://schemas.microsoft.com/office/word/2024/wordml/sdtformatlock" xmlns:w16se="http://schemas.microsoft.com/office/word/2015/wordml/symex" xmlns:wpg="http://schemas.microsoft.com/office/word/2010/wordprocessingGroup" xmlns:wpi="http://schemas.microsoft.com/office/word/2010/wordprocessingInk" xmlns:wne="http://schemas.microsoft.com/office/word/2006/wordml" xmlns:wps="http://schemas.microsoft.com/office/word/2010/wordprocessingShape" mc:Ignorable="w14 w15 w16se w16cid w16 w16cex w16sdtdh w16sdtfl w16du wp14">
   <w:footnote w:type="separator" w:id="-1">
     <w:p>
       <w:r>
@@ -1512,7 +1900,7 @@
 </file>
 
 <file path=word/numbering.xml><?xml version="1.0" encoding="utf-8"?>
-<w:numbering xmlns:wpc="http://schemas.microsoft.com/office/word/2010/wordprocessingCanvas" xmlns:cx="http://schemas.microsoft.com/office/drawing/2014/chartex" xmlns:cx1="http://schemas.microsoft.com/office/drawing/2015/9/8/chartex" xmlns:cx2="http://schemas.microsoft.com/office/drawing/2015/10/21/chartex" xmlns:cx3="http://schemas.microsoft.com/office/drawing/2016/5/9/chartex" xmlns:cx4="http://schemas.microsoft.com/office/drawing/2016/5/10/chartex" xmlns:cx5="http://schemas.microsoft.com/office/drawing/2016/5/11/chartex" xmlns:cx6="http://schemas.microsoft.com/office/drawing/2016/5/12/chartex" xmlns:cx7="http://schemas.microsoft.com/office/drawing/2016/5/13/chartex" xmlns:cx8="http://schemas.microsoft.com/office/drawing/2016/5/14/chartex" xmlns:mc="http://schemas.openxmlformats.org/markup-compatibility/2006" xmlns:aink="http://schemas.microsoft.com/office/drawing/2016/ink" xmlns:am3d="http://schemas.microsoft.com/office/drawing/2017/model3d" xmlns:o="urn:schemas-microsoft-com:office:office" xmlns:oel="http://schemas.microsoft.com/office/2019/extlst" xmlns:r="http://schemas.openxmlformats.org/officeDocument/2006/relationships" xmlns:m="http://schemas.openxmlformats.org/officeDocument/2006/math" xmlns:v="urn:schemas-microsoft-com:vml" xmlns:wp14="http://schemas.microsoft.com/office/word/2010/wordprocessingDrawing" xmlns:wp="http://schemas.openxmlformats.org/drawingml/2006/wordprocessingDrawing" xmlns:w10="urn:schemas-microsoft-com:office:word" xmlns:w="http://schemas.openxmlformats.org/wordprocessingml/2006/main" xmlns:w14="http://schemas.microsoft.com/office/word/2010/wordml" xmlns:w15="http://schemas.microsoft.com/office/word/2012/wordml" xmlns:w16cex="http://schemas.microsoft.com/office/word/2018/wordml/cex" xmlns:w16cid="http://schemas.microsoft.com/office/word/2016/wordml/cid" xmlns:w16="http://schemas.microsoft.com/office/word/2018/wordml" xmlns:w16sdtdh="http://schemas.microsoft.com/office/word/2020/wordml/sdtdatahash" xmlns:w16se="http://schemas.microsoft.com/office/word/2015/wordml/symex" xmlns:wpg="http://schemas.microsoft.com/office/word/2010/wordprocessingGroup" xmlns:wpi="http://schemas.microsoft.com/office/word/2010/wordprocessingInk" xmlns:wne="http://schemas.microsoft.com/office/word/2006/wordml" xmlns:wps="http://schemas.microsoft.com/office/word/2010/wordprocessingShape" mc:Ignorable="w14 w15 w16se w16cid w16 w16cex w16sdtdh wp14">
+<w:numbering xmlns:wpc="http://schemas.microsoft.com/office/word/2010/wordprocessingCanvas" xmlns:cx="http://schemas.microsoft.com/office/drawing/2014/chartex" xmlns:cx1="http://schemas.microsoft.com/office/drawing/2015/9/8/chartex" xmlns:cx2="http://schemas.microsoft.com/office/drawing/2015/10/21/chartex" xmlns:cx3="http://schemas.microsoft.com/office/drawing/2016/5/9/chartex" xmlns:cx4="http://schemas.microsoft.com/office/drawing/2016/5/10/chartex" xmlns:cx5="http://schemas.microsoft.com/office/drawing/2016/5/11/chartex" xmlns:cx6="http://schemas.microsoft.com/office/drawing/2016/5/12/chartex" xmlns:cx7="http://schemas.microsoft.com/office/drawing/2016/5/13/chartex" xmlns:cx8="http://schemas.microsoft.com/office/drawing/2016/5/14/chartex" xmlns:mc="http://schemas.openxmlformats.org/markup-compatibility/2006" xmlns:aink="http://schemas.microsoft.com/office/drawing/2016/ink" xmlns:am3d="http://schemas.microsoft.com/office/drawing/2017/model3d" xmlns:o="urn:schemas-microsoft-com:office:office" xmlns:oel="http://schemas.microsoft.com/office/2019/extlst" xmlns:r="http://schemas.openxmlformats.org/officeDocument/2006/relationships" xmlns:m="http://schemas.openxmlformats.org/officeDocument/2006/math" xmlns:v="urn:schemas-microsoft-com:vml" xmlns:wp14="http://schemas.microsoft.com/office/word/2010/wordprocessingDrawing" xmlns:wp="http://schemas.openxmlformats.org/drawingml/2006/wordprocessingDrawing" xmlns:w10="urn:schemas-microsoft-com:office:word" xmlns:w="http://schemas.openxmlformats.org/wordprocessingml/2006/main" xmlns:w14="http://schemas.microsoft.com/office/word/2010/wordml" xmlns:w15="http://schemas.microsoft.com/office/word/2012/wordml" xmlns:w16cex="http://schemas.microsoft.com/office/word/2018/wordml/cex" xmlns:w16cid="http://schemas.microsoft.com/office/word/2016/wordml/cid" xmlns:w16="http://schemas.microsoft.com/office/word/2018/wordml" xmlns:w16du="http://schemas.microsoft.com/office/word/2023/wordml/word16du" xmlns:w16sdtdh="http://schemas.microsoft.com/office/word/2020/wordml/sdtdatahash" xmlns:w16sdtfl="http://schemas.microsoft.com/office/word/2024/wordml/sdtformatlock" xmlns:w16se="http://schemas.microsoft.com/office/word/2015/wordml/symex" xmlns:wpg="http://schemas.microsoft.com/office/word/2010/wordprocessingGroup" xmlns:wpi="http://schemas.microsoft.com/office/word/2010/wordprocessingInk" xmlns:wne="http://schemas.microsoft.com/office/word/2006/wordml" xmlns:wps="http://schemas.microsoft.com/office/word/2010/wordprocessingShape" mc:Ignorable="w14 w15 w16se w16cid w16 w16cex w16sdtdh w16sdtfl w16du wp14">
   <w:abstractNum w:abstractNumId="0" w15:restartNumberingAfterBreak="0">
     <w:nsid w:val="41786607"/>
     <w:multiLevelType w:val="multilevel"/>
@@ -1722,7 +2110,7 @@
 </file>
 
 <file path=word/styles.xml><?xml version="1.0" encoding="utf-8"?>
-<w:styles xmlns:mc="http://schemas.openxmlformats.org/markup-compatibility/2006" xmlns:r="http://schemas.openxmlformats.org/officeDocument/2006/relationships" xmlns:w="http://schemas.openxmlformats.org/wordprocessingml/2006/main" xmlns:w14="http://schemas.microsoft.com/office/word/2010/wordml" xmlns:w15="http://schemas.microsoft.com/office/word/2012/wordml" xmlns:w16cex="http://schemas.microsoft.com/office/word/2018/wordml/cex" xmlns:w16cid="http://schemas.microsoft.com/office/word/2016/wordml/cid" xmlns:w16="http://schemas.microsoft.com/office/word/2018/wordml" xmlns:w16sdtdh="http://schemas.microsoft.com/office/word/2020/wordml/sdtdatahash" xmlns:w16se="http://schemas.microsoft.com/office/word/2015/wordml/symex" mc:Ignorable="w14 w15 w16se w16cid w16 w16cex w16sdtdh">
+<w:styles xmlns:mc="http://schemas.openxmlformats.org/markup-compatibility/2006" xmlns:r="http://schemas.openxmlformats.org/officeDocument/2006/relationships" xmlns:w="http://schemas.openxmlformats.org/wordprocessingml/2006/main" xmlns:w14="http://schemas.microsoft.com/office/word/2010/wordml" xmlns:w15="http://schemas.microsoft.com/office/word/2012/wordml" xmlns:w16cex="http://schemas.microsoft.com/office/word/2018/wordml/cex" xmlns:w16cid="http://schemas.microsoft.com/office/word/2016/wordml/cid" xmlns:w16="http://schemas.microsoft.com/office/word/2018/wordml" xmlns:w16du="http://schemas.microsoft.com/office/word/2023/wordml/word16du" xmlns:w16sdtdh="http://schemas.microsoft.com/office/word/2020/wordml/sdtdatahash" xmlns:w16sdtfl="http://schemas.microsoft.com/office/word/2024/wordml/sdtformatlock" xmlns:w16se="http://schemas.microsoft.com/office/word/2015/wordml/symex" mc:Ignorable="w14 w15 w16se w16cid w16 w16cex w16sdtdh w16sdtfl w16du">
   <w:docDefaults>
     <w:rPrDefault>
       <w:rPr>

--- a/health-plan-docx-generator/word_templates/領據_扣稅_template.docx
+++ b/health-plan-docx-generator/word_templates/領據_扣稅_template.docx
@@ -221,12 +221,12 @@
         <w:tblLook w:val="04A0" w:firstRow="1" w:lastRow="0" w:firstColumn="1" w:lastColumn="0" w:noHBand="0" w:noVBand="1"/>
       </w:tblPr>
       <w:tblGrid>
-        <w:gridCol w:w="1980"/>
-        <w:gridCol w:w="1559"/>
-        <w:gridCol w:w="1559"/>
-        <w:gridCol w:w="1560"/>
-        <w:gridCol w:w="2268"/>
-        <w:gridCol w:w="1701"/>
+        <w:gridCol w:w="2400"/>
+        <w:gridCol w:w="1480"/>
+        <w:gridCol w:w="1480"/>
+        <w:gridCol w:w="1480"/>
+        <w:gridCol w:w="2168"/>
+        <w:gridCol w:w="1620"/>
       </w:tblGrid>
       <w:tr>
         <w:trPr>
@@ -234,7 +234,7 @@
         </w:trPr>
         <w:tc>
           <w:tcPr>
-            <w:tcW w:w="10627" w:type="dxa"/>
+            <w:tcW w:w="10628" w:type="dxa"/>
             <w:gridSpan w:val="6"/>
             <w:vAlign w:val="center"/>
           </w:tcPr>
@@ -262,7 +262,7 @@
         </w:trPr>
         <w:tc>
           <w:tcPr>
-            <w:tcW w:w="1980" w:type="dxa"/>
+            <w:tcW w:w="2400" w:type="dxa"/>
             <w:vAlign w:val="center"/>
           </w:tcPr>
           <w:p>
@@ -284,7 +284,7 @@
         </w:tc>
         <w:tc>
           <w:tcPr>
-            <w:tcW w:w="1559" w:type="dxa"/>
+            <w:tcW w:w="1480" w:type="dxa"/>
             <w:vAlign w:val="center"/>
           </w:tcPr>
           <w:p>
@@ -306,7 +306,7 @@
         </w:tc>
         <w:tc>
           <w:tcPr>
-            <w:tcW w:w="1559" w:type="dxa"/>
+            <w:tcW w:w="1480" w:type="dxa"/>
             <w:vAlign w:val="center"/>
           </w:tcPr>
           <w:p>
@@ -328,7 +328,7 @@
         </w:tc>
         <w:tc>
           <w:tcPr>
-            <w:tcW w:w="1560" w:type="dxa"/>
+            <w:tcW w:w="1480" w:type="dxa"/>
             <w:vAlign w:val="center"/>
           </w:tcPr>
           <w:p>
@@ -350,7 +350,7 @@
         </w:tc>
         <w:tc>
           <w:tcPr>
-            <w:tcW w:w="2268" w:type="dxa"/>
+            <w:tcW w:w="2168" w:type="dxa"/>
             <w:vAlign w:val="center"/>
           </w:tcPr>
           <w:p>
@@ -372,7 +372,7 @@
         </w:tc>
         <w:tc>
           <w:tcPr>
-            <w:tcW w:w="1701" w:type="dxa"/>
+            <w:tcW w:w="1620" w:type="dxa"/>
             <w:vAlign w:val="center"/>
           </w:tcPr>
           <w:p>
@@ -388,7 +388,7 @@
                 <w:sz w:val="28"/>
                 <w:szCs w:val="28"/>
               </w:rPr>
-              <w:t>總計</w:t>
+              <w:t>總計(元)</w:t>
             </w:r>
           </w:p>
         </w:tc>
@@ -399,7 +399,7 @@
         </w:trPr>
         <w:tc>
           <w:tcPr>
-            <w:tcW w:w="1980" w:type="dxa"/>
+            <w:tcW w:w="2400" w:type="dxa"/>
             <w:vAlign w:val="center"/>
           </w:tcPr>
           <w:p>
@@ -419,7 +419,7 @@
         </w:tc>
         <w:tc>
           <w:tcPr>
-            <w:tcW w:w="1559" w:type="dxa"/>
+            <w:tcW w:w="1480" w:type="dxa"/>
             <w:vAlign w:val="center"/>
           </w:tcPr>
           <w:p>
@@ -431,13 +431,13 @@
               <w:rPr>
                 <w:rFonts w:ascii="標楷體" w:eastAsia="標楷體"/>
               </w:rPr>
-              <w:t>67</w:t>
+              <w:t xml:space="preserve"/>
             </w:r>
           </w:p>
         </w:tc>
         <w:tc>
           <w:tcPr>
-            <w:tcW w:w="1559" w:type="dxa"/>
+            <w:tcW w:w="1480" w:type="dxa"/>
             <w:vAlign w:val="center"/>
           </w:tcPr>
           <w:p>
@@ -449,13 +449,13 @@
               <w:rPr>
                 <w:rFonts w:ascii="標楷體" w:eastAsia="標楷體"/>
               </w:rPr>
-              <w:t>67</w:t>
+              <w:t xml:space="preserve"/>
             </w:r>
           </w:p>
         </w:tc>
         <w:tc>
           <w:tcPr>
-            <w:tcW w:w="1560" w:type="dxa"/>
+            <w:tcW w:w="1480" w:type="dxa"/>
             <w:vAlign w:val="center"/>
           </w:tcPr>
           <w:p>
@@ -467,13 +467,13 @@
               <w:rPr>
                 <w:rFonts w:ascii="標楷體" w:eastAsia="標楷體"/>
               </w:rPr>
-              <w:t>67</w:t>
+              <w:t xml:space="preserve"/>
             </w:r>
           </w:p>
         </w:tc>
         <w:tc>
           <w:tcPr>
-            <w:tcW w:w="2268" w:type="dxa"/>
+            <w:tcW w:w="2168" w:type="dxa"/>
             <w:vAlign w:val="center"/>
           </w:tcPr>
           <w:p>
@@ -485,13 +485,13 @@
               <w:rPr>
                 <w:rFonts w:ascii="標楷體" w:eastAsia="標楷體"/>
               </w:rPr>
-              <w:t>67</w:t>
+              <w:t xml:space="preserve"/>
             </w:r>
           </w:p>
         </w:tc>
         <w:tc>
           <w:tcPr>
-            <w:tcW w:w="1701" w:type="dxa"/>
+            <w:tcW w:w="1620" w:type="dxa"/>
             <w:vAlign w:val="center"/>
           </w:tcPr>
           <w:p>
@@ -503,7 +503,7 @@
               <w:rPr>
                 <w:rFonts w:ascii="標楷體" w:eastAsia="標楷體"/>
               </w:rPr>
-              <w:t>80,400</w:t>
+              <w:t xml:space="preserve"/>
             </w:r>
           </w:p>
         </w:tc>
@@ -514,7 +514,7 @@
         </w:trPr>
         <w:tc>
           <w:tcPr>
-            <w:tcW w:w="1980" w:type="dxa"/>
+            <w:tcW w:w="2400" w:type="dxa"/>
             <w:vAlign w:val="center"/>
           </w:tcPr>
           <w:p>
@@ -534,7 +534,7 @@
         </w:tc>
         <w:tc>
           <w:tcPr>
-            <w:tcW w:w="1559" w:type="dxa"/>
+            <w:tcW w:w="1480" w:type="dxa"/>
             <w:vAlign w:val="center"/>
           </w:tcPr>
           <w:p>
@@ -546,13 +546,13 @@
               <w:rPr>
                 <w:rFonts w:ascii="標楷體" w:eastAsia="標楷體"/>
               </w:rPr>
-              <w:t>1</w:t>
+              <w:t xml:space="preserve"/>
             </w:r>
           </w:p>
         </w:tc>
         <w:tc>
           <w:tcPr>
-            <w:tcW w:w="1559" w:type="dxa"/>
+            <w:tcW w:w="1480" w:type="dxa"/>
             <w:vAlign w:val="center"/>
           </w:tcPr>
           <w:p>
@@ -564,13 +564,13 @@
               <w:rPr>
                 <w:rFonts w:ascii="標楷體" w:eastAsia="標楷體"/>
               </w:rPr>
-              <w:t>5</w:t>
+              <w:t xml:space="preserve"/>
             </w:r>
           </w:p>
         </w:tc>
         <w:tc>
           <w:tcPr>
-            <w:tcW w:w="1560" w:type="dxa"/>
+            <w:tcW w:w="1480" w:type="dxa"/>
             <w:vAlign w:val="center"/>
           </w:tcPr>
           <w:p>
@@ -582,13 +582,13 @@
               <w:rPr>
                 <w:rFonts w:ascii="標楷體" w:eastAsia="標楷體"/>
               </w:rPr>
-              <w:t>5</w:t>
+              <w:t xml:space="preserve"/>
             </w:r>
           </w:p>
         </w:tc>
         <w:tc>
           <w:tcPr>
-            <w:tcW w:w="2268" w:type="dxa"/>
+            <w:tcW w:w="2168" w:type="dxa"/>
             <w:vAlign w:val="center"/>
           </w:tcPr>
           <w:p>
@@ -600,13 +600,13 @@
               <w:rPr>
                 <w:rFonts w:ascii="標楷體" w:eastAsia="標楷體"/>
               </w:rPr>
-              <w:t>5</w:t>
+              <w:t xml:space="preserve"/>
             </w:r>
           </w:p>
         </w:tc>
         <w:tc>
           <w:tcPr>
-            <w:tcW w:w="1701" w:type="dxa"/>
+            <w:tcW w:w="1620" w:type="dxa"/>
             <w:vAlign w:val="center"/>
           </w:tcPr>
           <w:p>
@@ -618,7 +618,7 @@
               <w:rPr>
                 <w:rFonts w:ascii="標楷體" w:eastAsia="標楷體"/>
               </w:rPr>
-              <w:t>1,600</w:t>
+              <w:t xml:space="preserve"/>
             </w:r>
           </w:p>
         </w:tc>
@@ -629,7 +629,7 @@
         </w:trPr>
         <w:tc>
           <w:tcPr>
-            <w:tcW w:w="1980" w:type="dxa"/>
+            <w:tcW w:w="2400" w:type="dxa"/>
             <w:vAlign w:val="center"/>
           </w:tcPr>
           <w:p>
@@ -649,7 +649,7 @@
         </w:tc>
         <w:tc>
           <w:tcPr>
-            <w:tcW w:w="1559" w:type="dxa"/>
+            <w:tcW w:w="1480" w:type="dxa"/>
             <w:vAlign w:val="center"/>
           </w:tcPr>
           <w:p>
@@ -661,13 +661,13 @@
               <w:rPr>
                 <w:rFonts w:ascii="標楷體" w:eastAsia="標楷體"/>
               </w:rPr>
-              <w:t>20,200</w:t>
+              <w:t xml:space="preserve"/>
             </w:r>
           </w:p>
         </w:tc>
         <w:tc>
           <w:tcPr>
-            <w:tcW w:w="1559" w:type="dxa"/>
+            <w:tcW w:w="1480" w:type="dxa"/>
             <w:vAlign w:val="center"/>
           </w:tcPr>
           <w:p>
@@ -679,13 +679,13 @@
               <w:rPr>
                 <w:rFonts w:ascii="標楷體" w:eastAsia="標楷體"/>
               </w:rPr>
-              <w:t>20,600</w:t>
+              <w:t xml:space="preserve"/>
             </w:r>
           </w:p>
         </w:tc>
         <w:tc>
           <w:tcPr>
-            <w:tcW w:w="1560" w:type="dxa"/>
+            <w:tcW w:w="1480" w:type="dxa"/>
             <w:vAlign w:val="center"/>
           </w:tcPr>
           <w:p>
@@ -697,13 +697,13 @@
               <w:rPr>
                 <w:rFonts w:ascii="標楷體" w:eastAsia="標楷體"/>
               </w:rPr>
-              <w:t>20,600</w:t>
+              <w:t xml:space="preserve"/>
             </w:r>
           </w:p>
         </w:tc>
         <w:tc>
           <w:tcPr>
-            <w:tcW w:w="2268" w:type="dxa"/>
+            <w:tcW w:w="2168" w:type="dxa"/>
             <w:vAlign w:val="center"/>
           </w:tcPr>
           <w:p>
@@ -715,13 +715,13 @@
               <w:rPr>
                 <w:rFonts w:ascii="標楷體" w:eastAsia="標楷體"/>
               </w:rPr>
-              <w:t>20,600</w:t>
+              <w:t xml:space="preserve"/>
             </w:r>
           </w:p>
         </w:tc>
         <w:tc>
           <w:tcPr>
-            <w:tcW w:w="1701" w:type="dxa"/>
+            <w:tcW w:w="1620" w:type="dxa"/>
             <w:vAlign w:val="center"/>
           </w:tcPr>
           <w:p>
@@ -733,7 +733,7 @@
               <w:rPr>
                 <w:rFonts w:ascii="標楷體" w:eastAsia="標楷體"/>
               </w:rPr>
-              <w:t>82,000</w:t>
+              <w:t xml:space="preserve"/>
             </w:r>
           </w:p>
         </w:tc>
@@ -955,7 +955,7 @@
                 <w:sz w:val="32"/>
                 <w:szCs w:val="32"/>
               </w:rPr>
-              <w:t>費。新臺幣</w:t>
+              <w:t xml:space="preserve">費。新臺幣          </w:t>
             </w:r>
             <w:r>
               <w:rPr>
@@ -966,7 +966,7 @@
                 <w:szCs w:val="32"/>
                 <w:u w:val="single"/>
               </w:rPr>
-              <w:t xml:space="preserve"> 82,900 元整。</w:t>
+              <w:t xml:space="preserve">元整。</w:t>
             </w:r>
           </w:p>
           <w:tbl>
@@ -1356,7 +1356,7 @@
                       <w:kern w:val="0"/>
                       <w:sz w:val="22"/>
                     </w:rPr>
-                    <w:t>82,900</w:t>
+                    <w:t xml:space="preserve"/>
                   </w:r>
                 </w:p>
               </w:tc>
@@ -1388,7 +1388,7 @@
                     <w:rPr>
                       <w:rFonts w:ascii="標楷體" w:eastAsia="標楷體"/>
                     </w:rPr>
-                    <w:t>1,749</w:t>
+                    <w:t xml:space="preserve"/>
                   </w:r>
                 </w:p>
               </w:tc>
@@ -1420,7 +1420,7 @@
                     <w:rPr>
                       <w:rFonts w:ascii="標楷體" w:eastAsia="標楷體"/>
                     </w:rPr>
-                    <w:t>8,290</w:t>
+                    <w:t xml:space="preserve"/>
                   </w:r>
                 </w:p>
               </w:tc>
@@ -1452,7 +1452,7 @@
                     <w:rPr>
                       <w:rFonts w:ascii="標楷體" w:eastAsia="標楷體"/>
                     </w:rPr>
-                    <w:t>72,861</w:t>
+                    <w:t xml:space="preserve"/>
                   </w:r>
                 </w:p>
               </w:tc>
@@ -1653,7 +1653,7 @@
                 <w:sz w:val="32"/>
                 <w:szCs w:val="32"/>
               </w:rPr>
-              <w:t>具領人：蔡秉勳</w:t>
+              <w:t xml:space="preserve">具領人：</w:t>
             </w:r>
           </w:p>
           <w:p>
@@ -1674,7 +1674,7 @@
                 <w:sz w:val="32"/>
                 <w:szCs w:val="32"/>
               </w:rPr>
-              <w:t>身分證字號：A123456789</w:t>
+              <w:t xml:space="preserve">身分證字號：</w:t>
             </w:r>
           </w:p>
           <w:p>
@@ -1695,7 +1695,7 @@
                 <w:sz w:val="32"/>
                 <w:szCs w:val="32"/>
               </w:rPr>
-              <w:t>戶籍地址：台北市XX區YY路1號</w:t>
+              <w:t xml:space="preserve">戶籍地址：</w:t>
             </w:r>
           </w:p>
           <w:p>
@@ -1716,7 +1716,7 @@
                 <w:sz w:val="32"/>
                 <w:szCs w:val="32"/>
               </w:rPr>
-              <w:t>聯絡電話：0912345678</w:t>
+              <w:t xml:space="preserve">聯絡電話：</w:t>
             </w:r>
           </w:p>
           <w:p>
@@ -1737,7 +1737,7 @@
                 <w:sz w:val="32"/>
                 <w:szCs w:val="32"/>
               </w:rPr>
-              <w:t>戶名：蔡秉勳</w:t>
+              <w:t xml:space="preserve">戶名：</w:t>
             </w:r>
           </w:p>
           <w:p>
@@ -1758,7 +1758,7 @@
                 <w:sz w:val="32"/>
                 <w:szCs w:val="32"/>
               </w:rPr>
-              <w:t>銀行及分行：玉山銀行 台北分行</w:t>
+              <w:t xml:space="preserve">銀行及分行：</w:t>
             </w:r>
           </w:p>
           <w:p>
@@ -1779,7 +1779,7 @@
                 <w:sz w:val="32"/>
                 <w:szCs w:val="32"/>
               </w:rPr>
-              <w:t>銀行代碼：808</w:t>
+              <w:t xml:space="preserve">銀行代碼：</w:t>
             </w:r>
           </w:p>
           <w:p>
@@ -1800,7 +1800,7 @@
                 <w:sz w:val="32"/>
                 <w:szCs w:val="32"/>
               </w:rPr>
-              <w:t>帳號：1234567890</w:t>
+              <w:t xml:space="preserve">帳號：</w:t>
             </w:r>
           </w:p>
           <w:p>

--- a/health-plan-docx-generator/word_templates/領據_扣稅_template.docx
+++ b/health-plan-docx-generator/word_templates/領據_扣稅_template.docx
@@ -1086,7 +1086,7 @@
                       <w:kern w:val="0"/>
                       <w:sz w:val="22"/>
                     </w:rPr>
-                    <w:t xml:space="preserve"> 1.二代健保兼職人員給付金額達基本工資、租金、執行業務29,500元(含)以上執行代扣。</w:t>
+                    <w:t xml:space="preserve"> 1.二代健保兼職人員給付金額達基本工資、租金、執行業務20,000元(含)以上執行代扣。</w:t>
                   </w:r>
                 </w:p>
                 <w:p>

--- a/health-plan-docx-generator/word_templates/領據_扣稅_template.docx
+++ b/health-plan-docx-generator/word_templates/領據_扣稅_template.docx
@@ -135,29 +135,7 @@
           <w:sz w:val="36"/>
           <w:szCs w:val="36"/>
         </w:rPr>
-        <w:t>台北市醫師公會「</w:t>
-      </w:r>
-      <w:proofErr w:type="gramStart"/>
-      <w:r>
-        <w:rPr>
-          <w:rFonts w:ascii="標楷體" w:eastAsia="標楷體" w:hAnsi="標楷體"/>
-          <w:b/>
-          <w:bCs/>
-          <w:sz w:val="36"/>
-          <w:szCs w:val="36"/>
-        </w:rPr>
-        <w:t>健康台灣</w:t>
-      </w:r>
-      <w:proofErr w:type="gramEnd"/>
-      <w:r>
-        <w:rPr>
-          <w:rFonts w:ascii="標楷體" w:eastAsia="標楷體" w:hAnsi="標楷體"/>
-          <w:b/>
-          <w:bCs/>
-          <w:sz w:val="36"/>
-          <w:szCs w:val="36"/>
-        </w:rPr>
-        <w:t>深耕計畫」</w:t>
+        <w:t>台北市醫師公會「健康台灣深耕計畫」</w:t>
       </w:r>
     </w:p>
     <w:p>
@@ -221,11 +199,11 @@
         <w:tblLook w:val="04A0" w:firstRow="1" w:lastRow="0" w:firstColumn="1" w:lastColumn="0" w:noHBand="0" w:noVBand="1"/>
       </w:tblPr>
       <w:tblGrid>
-        <w:gridCol w:w="2400"/>
+        <w:gridCol w:w="2399"/>
         <w:gridCol w:w="1480"/>
         <w:gridCol w:w="1480"/>
-        <w:gridCol w:w="1480"/>
-        <w:gridCol w:w="2168"/>
+        <w:gridCol w:w="2007"/>
+        <w:gridCol w:w="1641"/>
         <w:gridCol w:w="1620"/>
       </w:tblGrid>
       <w:tr>
@@ -234,7 +212,7 @@
         </w:trPr>
         <w:tc>
           <w:tcPr>
-            <w:tcW w:w="10628" w:type="dxa"/>
+            <w:tcW w:w="10627" w:type="dxa"/>
             <w:gridSpan w:val="6"/>
             <w:vAlign w:val="center"/>
           </w:tcPr>
@@ -262,7 +240,7 @@
         </w:trPr>
         <w:tc>
           <w:tcPr>
-            <w:tcW w:w="2400" w:type="dxa"/>
+            <w:tcW w:w="2399" w:type="dxa"/>
             <w:vAlign w:val="center"/>
           </w:tcPr>
           <w:p>
@@ -328,7 +306,7 @@
         </w:tc>
         <w:tc>
           <w:tcPr>
-            <w:tcW w:w="1480" w:type="dxa"/>
+            <w:tcW w:w="2007" w:type="dxa"/>
             <w:vAlign w:val="center"/>
           </w:tcPr>
           <w:p>
@@ -344,13 +322,13 @@
                 <w:sz w:val="28"/>
                 <w:szCs w:val="28"/>
               </w:rPr>
-              <w:t>社會處方</w:t>
+              <w:t>情緒調適處方</w:t>
             </w:r>
           </w:p>
         </w:tc>
         <w:tc>
           <w:tcPr>
-            <w:tcW w:w="2168" w:type="dxa"/>
+            <w:tcW w:w="1641" w:type="dxa"/>
             <w:vAlign w:val="center"/>
           </w:tcPr>
           <w:p>
@@ -366,7 +344,7 @@
                 <w:sz w:val="28"/>
                 <w:szCs w:val="28"/>
               </w:rPr>
-              <w:t>情緒調適處方</w:t>
+              <w:t>社會處方</w:t>
             </w:r>
           </w:p>
         </w:tc>
@@ -399,7 +377,7 @@
         </w:trPr>
         <w:tc>
           <w:tcPr>
-            <w:tcW w:w="2400" w:type="dxa"/>
+            <w:tcW w:w="2399" w:type="dxa"/>
             <w:vAlign w:val="center"/>
           </w:tcPr>
           <w:p>
@@ -427,12 +405,6 @@
               <w:spacing w:line="320" w:lineRule="exact"/>
               <w:jc w:val="center"/>
             </w:pPr>
-            <w:r>
-              <w:rPr>
-                <w:rFonts w:ascii="標楷體" w:eastAsia="標楷體"/>
-              </w:rPr>
-              <w:t xml:space="preserve"/>
-            </w:r>
           </w:p>
         </w:tc>
         <w:tc>
@@ -445,17 +417,11 @@
               <w:spacing w:line="320" w:lineRule="exact"/>
               <w:jc w:val="center"/>
             </w:pPr>
-            <w:r>
-              <w:rPr>
-                <w:rFonts w:ascii="標楷體" w:eastAsia="標楷體"/>
-              </w:rPr>
-              <w:t xml:space="preserve"/>
-            </w:r>
           </w:p>
         </w:tc>
         <w:tc>
           <w:tcPr>
-            <w:tcW w:w="1480" w:type="dxa"/>
+            <w:tcW w:w="2007" w:type="dxa"/>
             <w:vAlign w:val="center"/>
           </w:tcPr>
           <w:p>
@@ -463,17 +429,11 @@
               <w:spacing w:line="320" w:lineRule="exact"/>
               <w:jc w:val="center"/>
             </w:pPr>
-            <w:r>
-              <w:rPr>
-                <w:rFonts w:ascii="標楷體" w:eastAsia="標楷體"/>
-              </w:rPr>
-              <w:t xml:space="preserve"/>
-            </w:r>
           </w:p>
         </w:tc>
         <w:tc>
           <w:tcPr>
-            <w:tcW w:w="2168" w:type="dxa"/>
+            <w:tcW w:w="1641" w:type="dxa"/>
             <w:vAlign w:val="center"/>
           </w:tcPr>
           <w:p>
@@ -481,12 +441,6 @@
               <w:spacing w:line="320" w:lineRule="exact"/>
               <w:jc w:val="center"/>
             </w:pPr>
-            <w:r>
-              <w:rPr>
-                <w:rFonts w:ascii="標楷體" w:eastAsia="標楷體"/>
-              </w:rPr>
-              <w:t xml:space="preserve"/>
-            </w:r>
           </w:p>
         </w:tc>
         <w:tc>
@@ -499,12 +453,6 @@
               <w:spacing w:line="320" w:lineRule="exact"/>
               <w:jc w:val="center"/>
             </w:pPr>
-            <w:r>
-              <w:rPr>
-                <w:rFonts w:ascii="標楷體" w:eastAsia="標楷體"/>
-              </w:rPr>
-              <w:t xml:space="preserve"/>
-            </w:r>
           </w:p>
         </w:tc>
       </w:tr>
@@ -514,7 +462,7 @@
         </w:trPr>
         <w:tc>
           <w:tcPr>
-            <w:tcW w:w="2400" w:type="dxa"/>
+            <w:tcW w:w="2399" w:type="dxa"/>
             <w:vAlign w:val="center"/>
           </w:tcPr>
           <w:p>
@@ -542,12 +490,6 @@
               <w:spacing w:line="320" w:lineRule="exact"/>
               <w:jc w:val="center"/>
             </w:pPr>
-            <w:r>
-              <w:rPr>
-                <w:rFonts w:ascii="標楷體" w:eastAsia="標楷體"/>
-              </w:rPr>
-              <w:t xml:space="preserve"/>
-            </w:r>
           </w:p>
         </w:tc>
         <w:tc>
@@ -560,17 +502,11 @@
               <w:spacing w:line="320" w:lineRule="exact"/>
               <w:jc w:val="center"/>
             </w:pPr>
-            <w:r>
-              <w:rPr>
-                <w:rFonts w:ascii="標楷體" w:eastAsia="標楷體"/>
-              </w:rPr>
-              <w:t xml:space="preserve"/>
-            </w:r>
           </w:p>
         </w:tc>
         <w:tc>
           <w:tcPr>
-            <w:tcW w:w="1480" w:type="dxa"/>
+            <w:tcW w:w="2007" w:type="dxa"/>
             <w:vAlign w:val="center"/>
           </w:tcPr>
           <w:p>
@@ -578,17 +514,11 @@
               <w:spacing w:line="320" w:lineRule="exact"/>
               <w:jc w:val="center"/>
             </w:pPr>
-            <w:r>
-              <w:rPr>
-                <w:rFonts w:ascii="標楷體" w:eastAsia="標楷體"/>
-              </w:rPr>
-              <w:t xml:space="preserve"/>
-            </w:r>
           </w:p>
         </w:tc>
         <w:tc>
           <w:tcPr>
-            <w:tcW w:w="2168" w:type="dxa"/>
+            <w:tcW w:w="1641" w:type="dxa"/>
             <w:vAlign w:val="center"/>
           </w:tcPr>
           <w:p>
@@ -596,12 +526,6 @@
               <w:spacing w:line="320" w:lineRule="exact"/>
               <w:jc w:val="center"/>
             </w:pPr>
-            <w:r>
-              <w:rPr>
-                <w:rFonts w:ascii="標楷體" w:eastAsia="標楷體"/>
-              </w:rPr>
-              <w:t xml:space="preserve"/>
-            </w:r>
           </w:p>
         </w:tc>
         <w:tc>
@@ -614,12 +538,6 @@
               <w:spacing w:line="320" w:lineRule="exact"/>
               <w:jc w:val="center"/>
             </w:pPr>
-            <w:r>
-              <w:rPr>
-                <w:rFonts w:ascii="標楷體" w:eastAsia="標楷體"/>
-              </w:rPr>
-              <w:t xml:space="preserve"/>
-            </w:r>
           </w:p>
         </w:tc>
       </w:tr>
@@ -629,7 +547,7 @@
         </w:trPr>
         <w:tc>
           <w:tcPr>
-            <w:tcW w:w="2400" w:type="dxa"/>
+            <w:tcW w:w="2399" w:type="dxa"/>
             <w:vAlign w:val="center"/>
           </w:tcPr>
           <w:p>
@@ -657,12 +575,6 @@
               <w:spacing w:line="320" w:lineRule="exact"/>
               <w:jc w:val="center"/>
             </w:pPr>
-            <w:r>
-              <w:rPr>
-                <w:rFonts w:ascii="標楷體" w:eastAsia="標楷體"/>
-              </w:rPr>
-              <w:t xml:space="preserve"/>
-            </w:r>
           </w:p>
         </w:tc>
         <w:tc>
@@ -675,17 +587,11 @@
               <w:spacing w:line="320" w:lineRule="exact"/>
               <w:jc w:val="center"/>
             </w:pPr>
-            <w:r>
-              <w:rPr>
-                <w:rFonts w:ascii="標楷體" w:eastAsia="標楷體"/>
-              </w:rPr>
-              <w:t xml:space="preserve"/>
-            </w:r>
           </w:p>
         </w:tc>
         <w:tc>
           <w:tcPr>
-            <w:tcW w:w="1480" w:type="dxa"/>
+            <w:tcW w:w="2007" w:type="dxa"/>
             <w:vAlign w:val="center"/>
           </w:tcPr>
           <w:p>
@@ -693,17 +599,11 @@
               <w:spacing w:line="320" w:lineRule="exact"/>
               <w:jc w:val="center"/>
             </w:pPr>
-            <w:r>
-              <w:rPr>
-                <w:rFonts w:ascii="標楷體" w:eastAsia="標楷體"/>
-              </w:rPr>
-              <w:t xml:space="preserve"/>
-            </w:r>
           </w:p>
         </w:tc>
         <w:tc>
           <w:tcPr>
-            <w:tcW w:w="2168" w:type="dxa"/>
+            <w:tcW w:w="1641" w:type="dxa"/>
             <w:vAlign w:val="center"/>
           </w:tcPr>
           <w:p>
@@ -711,12 +611,6 @@
               <w:spacing w:line="320" w:lineRule="exact"/>
               <w:jc w:val="center"/>
             </w:pPr>
-            <w:r>
-              <w:rPr>
-                <w:rFonts w:ascii="標楷體" w:eastAsia="標楷體"/>
-              </w:rPr>
-              <w:t xml:space="preserve"/>
-            </w:r>
           </w:p>
         </w:tc>
         <w:tc>
@@ -729,12 +623,6 @@
               <w:spacing w:line="320" w:lineRule="exact"/>
               <w:jc w:val="center"/>
             </w:pPr>
-            <w:r>
-              <w:rPr>
-                <w:rFonts w:ascii="標楷體" w:eastAsia="標楷體"/>
-              </w:rPr>
-              <w:t xml:space="preserve"/>
-            </w:r>
           </w:p>
         </w:tc>
       </w:tr>
@@ -763,9 +651,6 @@
     <w:p>
       <w:pPr>
         <w:spacing w:line="280" w:lineRule="exact"/>
-        <w:rPr>
-          <w:rFonts w:hint="eastAsia"/>
-        </w:rPr>
       </w:pPr>
       <w:r>
         <w:rPr>
@@ -794,9 +679,6 @@
     <w:p>
       <w:pPr>
         <w:spacing w:line="280" w:lineRule="exact"/>
-        <w:rPr>
-          <w:rFonts w:hint="eastAsia"/>
-        </w:rPr>
       </w:pPr>
     </w:p>
     <w:tbl>
@@ -911,9 +793,8 @@
                 <w:sz w:val="32"/>
                 <w:szCs w:val="32"/>
               </w:rPr>
-              <w:t>茲收到 115 年 04 月台北市醫師公會「</w:t>
+              <w:t>茲收到 115 年 04 月台北市醫師公會「健康台灣深耕計畫」-臺北市慢性病防治全人健康智慧整合照護計畫-運動、營養</w:t>
             </w:r>
-            <w:proofErr w:type="gramStart"/>
             <w:r>
               <w:rPr>
                 <w:rFonts w:ascii="標楷體" w:eastAsia="標楷體" w:hAnsi="標楷體"/>
@@ -922,9 +803,18 @@
                 <w:sz w:val="32"/>
                 <w:szCs w:val="32"/>
               </w:rPr>
-              <w:t>健康台灣</w:t>
+              <w:t>、情緒調適</w:t>
             </w:r>
-            <w:proofErr w:type="gramEnd"/>
+            <w:r>
+              <w:rPr>
+                <w:rFonts w:ascii="標楷體" w:eastAsia="標楷體" w:hAnsi="標楷體" w:hint="eastAsia"/>
+                <w:spacing w:val="10"/>
+                <w:kern w:val="0"/>
+                <w:sz w:val="32"/>
+                <w:szCs w:val="32"/>
+              </w:rPr>
+              <w:t>、</w:t>
+            </w:r>
             <w:r>
               <w:rPr>
                 <w:rFonts w:ascii="標楷體" w:eastAsia="標楷體" w:hAnsi="標楷體"/>
@@ -933,29 +823,7 @@
                 <w:sz w:val="32"/>
                 <w:szCs w:val="32"/>
               </w:rPr>
-              <w:t>深耕計畫」-臺北市慢性病防治全人健康智慧整合照護計畫-運動、營養、社會、情緒調適</w:t>
-            </w:r>
-            <w:proofErr w:type="gramStart"/>
-            <w:r>
-              <w:rPr>
-                <w:rFonts w:ascii="標楷體" w:eastAsia="標楷體" w:hAnsi="標楷體"/>
-                <w:spacing w:val="10"/>
-                <w:kern w:val="0"/>
-                <w:sz w:val="32"/>
-                <w:szCs w:val="32"/>
-              </w:rPr>
-              <w:t>處方處方</w:t>
-            </w:r>
-            <w:proofErr w:type="gramEnd"/>
-            <w:r>
-              <w:rPr>
-                <w:rFonts w:ascii="標楷體" w:eastAsia="標楷體" w:hAnsi="標楷體"/>
-                <w:spacing w:val="10"/>
-                <w:kern w:val="0"/>
-                <w:sz w:val="32"/>
-                <w:szCs w:val="32"/>
-              </w:rPr>
-              <w:t xml:space="preserve">費。新臺幣          </w:t>
+              <w:t xml:space="preserve">社會處方處方費。新臺幣          </w:t>
             </w:r>
             <w:r>
               <w:rPr>
@@ -966,7 +834,7 @@
                 <w:szCs w:val="32"/>
                 <w:u w:val="single"/>
               </w:rPr>
-              <w:t xml:space="preserve">元整。</w:t>
+              <w:t>元整。</w:t>
             </w:r>
           </w:p>
           <w:tbl>
@@ -1350,14 +1218,6 @@
                       <w:szCs w:val="28"/>
                     </w:rPr>
                   </w:pPr>
-                  <w:r>
-                    <w:rPr>
-                      <w:rFonts w:ascii="標楷體" w:eastAsia="標楷體" w:hAnsi="標楷體"/>
-                      <w:kern w:val="0"/>
-                      <w:sz w:val="22"/>
-                    </w:rPr>
-                    <w:t xml:space="preserve"/>
-                  </w:r>
                 </w:p>
               </w:tc>
               <w:tc>
@@ -1384,12 +1244,6 @@
                       <w:szCs w:val="28"/>
                     </w:rPr>
                   </w:pPr>
-                  <w:r>
-                    <w:rPr>
-                      <w:rFonts w:ascii="標楷體" w:eastAsia="標楷體"/>
-                    </w:rPr>
-                    <w:t xml:space="preserve"/>
-                  </w:r>
                 </w:p>
               </w:tc>
               <w:tc>
@@ -1416,12 +1270,6 @@
                       <w:szCs w:val="28"/>
                     </w:rPr>
                   </w:pPr>
-                  <w:r>
-                    <w:rPr>
-                      <w:rFonts w:ascii="標楷體" w:eastAsia="標楷體"/>
-                    </w:rPr>
-                    <w:t xml:space="preserve"/>
-                  </w:r>
                 </w:p>
               </w:tc>
               <w:tc>
@@ -1448,12 +1296,6 @@
                       <w:szCs w:val="28"/>
                     </w:rPr>
                   </w:pPr>
-                  <w:r>
-                    <w:rPr>
-                      <w:rFonts w:ascii="標楷體" w:eastAsia="標楷體"/>
-                    </w:rPr>
-                    <w:t xml:space="preserve"/>
-                  </w:r>
                 </w:p>
               </w:tc>
             </w:tr>
@@ -1653,7 +1495,7 @@
                 <w:sz w:val="32"/>
                 <w:szCs w:val="32"/>
               </w:rPr>
-              <w:t xml:space="preserve">具領人：</w:t>
+              <w:t>具領人：</w:t>
             </w:r>
           </w:p>
           <w:p>
@@ -1674,7 +1516,7 @@
                 <w:sz w:val="32"/>
                 <w:szCs w:val="32"/>
               </w:rPr>
-              <w:t xml:space="preserve">身分證字號：</w:t>
+              <w:t>身分證字號：</w:t>
             </w:r>
           </w:p>
           <w:p>
@@ -1695,7 +1537,7 @@
                 <w:sz w:val="32"/>
                 <w:szCs w:val="32"/>
               </w:rPr>
-              <w:t xml:space="preserve">戶籍地址：</w:t>
+              <w:t>戶籍地址：</w:t>
             </w:r>
           </w:p>
           <w:p>
@@ -1716,7 +1558,7 @@
                 <w:sz w:val="32"/>
                 <w:szCs w:val="32"/>
               </w:rPr>
-              <w:t xml:space="preserve">聯絡電話：</w:t>
+              <w:t>聯絡電話：</w:t>
             </w:r>
           </w:p>
           <w:p>
@@ -1737,7 +1579,7 @@
                 <w:sz w:val="32"/>
                 <w:szCs w:val="32"/>
               </w:rPr>
-              <w:t xml:space="preserve">戶名：</w:t>
+              <w:t>戶名：</w:t>
             </w:r>
           </w:p>
           <w:p>
@@ -1758,7 +1600,7 @@
                 <w:sz w:val="32"/>
                 <w:szCs w:val="32"/>
               </w:rPr>
-              <w:t xml:space="preserve">銀行及分行：</w:t>
+              <w:t>銀行及分行：</w:t>
             </w:r>
           </w:p>
           <w:p>
@@ -1779,7 +1621,7 @@
                 <w:sz w:val="32"/>
                 <w:szCs w:val="32"/>
               </w:rPr>
-              <w:t xml:space="preserve">銀行代碼：</w:t>
+              <w:t>銀行代碼：</w:t>
             </w:r>
           </w:p>
           <w:p>
@@ -1800,7 +1642,7 @@
                 <w:sz w:val="32"/>
                 <w:szCs w:val="32"/>
               </w:rPr>
-              <w:t xml:space="preserve">帳號：</w:t>
+              <w:t>帳號：</w:t>
             </w:r>
           </w:p>
           <w:p>
